--- a/Knowledge/3-Work knowledge/1-Software Engineering/2-General Technologies/2-Version Control System/1-Git, GitHub and GitLab/5-My Source/20-Git Issues.docx
+++ b/Knowledge/3-Work knowledge/1-Software Engineering/2-General Technologies/2-Version Control System/1-Git, GitHub and GitLab/5-My Source/20-Git Issues.docx
@@ -26548,7 +26548,117 @@
           <w:sz w:val="18"/>
           <w:highlight w:val="lightGray"/>
         </w:rPr>
-        <w:t># Source: ScreenShots</w:t>
+        <w:t xml:space="preserve"># Source: </w:t>
+      </w:r>
+      <w:r>
+        <w:rPr>
+          <w:rFonts w:ascii="Arial" w:hAnsi="Arial" w:eastAsia="Arial" w:cs="Arial"/>
+          <w:b/>
+          <w:i w:val="0"/>
+          <w:color w:val="000000"/>
+          <w:sz w:val="18"/>
+          <w:highlight w:val="lightGray"/>
+        </w:rPr>
+        <w:t>S</w:t>
+      </w:r>
+      <w:r>
+        <w:rPr>
+          <w:rFonts w:ascii="Arial" w:hAnsi="Arial" w:eastAsia="Arial" w:cs="Arial"/>
+          <w:b/>
+          <w:i w:val="0"/>
+          <w:color w:val="000000"/>
+          <w:sz w:val="18"/>
+          <w:highlight w:val="lightGray"/>
+        </w:rPr>
+        <w:t>c</w:t>
+      </w:r>
+      <w:r>
+        <w:rPr>
+          <w:rFonts w:ascii="Arial" w:hAnsi="Arial" w:eastAsia="Arial" w:cs="Arial"/>
+          <w:b/>
+          <w:i w:val="0"/>
+          <w:color w:val="000000"/>
+          <w:sz w:val="18"/>
+          <w:highlight w:val="lightGray"/>
+        </w:rPr>
+        <w:t>r</w:t>
+      </w:r>
+      <w:r>
+        <w:rPr>
+          <w:rFonts w:ascii="Arial" w:hAnsi="Arial" w:eastAsia="Arial" w:cs="Arial"/>
+          <w:b/>
+          <w:i w:val="0"/>
+          <w:color w:val="000000"/>
+          <w:sz w:val="18"/>
+          <w:highlight w:val="lightGray"/>
+        </w:rPr>
+        <w:t>e</w:t>
+      </w:r>
+      <w:r>
+        <w:rPr>
+          <w:rFonts w:ascii="Arial" w:hAnsi="Arial" w:eastAsia="Arial" w:cs="Arial"/>
+          <w:b/>
+          <w:i w:val="0"/>
+          <w:color w:val="000000"/>
+          <w:sz w:val="18"/>
+          <w:highlight w:val="lightGray"/>
+        </w:rPr>
+        <w:t>e</w:t>
+      </w:r>
+      <w:r>
+        <w:rPr>
+          <w:rFonts w:ascii="Arial" w:hAnsi="Arial" w:eastAsia="Arial" w:cs="Arial"/>
+          <w:b/>
+          <w:i w:val="0"/>
+          <w:color w:val="000000"/>
+          <w:sz w:val="18"/>
+          <w:highlight w:val="lightGray"/>
+        </w:rPr>
+        <w:t>n</w:t>
+      </w:r>
+      <w:r>
+        <w:rPr>
+          <w:rFonts w:ascii="Arial" w:hAnsi="Arial" w:eastAsia="Arial" w:cs="Arial"/>
+          <w:b/>
+          <w:i w:val="0"/>
+          <w:color w:val="000000"/>
+          <w:sz w:val="18"/>
+          <w:highlight w:val="lightGray"/>
+        </w:rPr>
+        <w:t>S</w:t>
+      </w:r>
+      <w:r>
+        <w:rPr>
+          <w:rFonts w:ascii="Arial" w:hAnsi="Arial" w:eastAsia="Arial" w:cs="Arial"/>
+          <w:b/>
+          <w:i w:val="0"/>
+          <w:color w:val="000000"/>
+          <w:sz w:val="18"/>
+          <w:highlight w:val="lightGray"/>
+        </w:rPr>
+        <w:t>h</w:t>
+      </w:r>
+      <w:r>
+        <w:rPr>
+          <w:rFonts w:ascii="Arial" w:hAnsi="Arial" w:eastAsia="Arial" w:cs="Arial"/>
+          <w:b/>
+          <w:i w:val="0"/>
+          <w:color w:val="000000"/>
+          <w:sz w:val="18"/>
+          <w:highlight w:val="lightGray"/>
+        </w:rPr>
+        <w:t>o</w:t>
+      </w:r>
+      <w:r>
+        <w:rPr>
+          <w:rFonts w:ascii="Arial" w:hAnsi="Arial" w:eastAsia="Arial" w:cs="Arial"/>
+          <w:b/>
+          <w:i w:val="0"/>
+          <w:color w:val="000000"/>
+          <w:sz w:val="18"/>
+          <w:highlight w:val="lightGray"/>
+        </w:rPr>
+        <w:t>t</w:t>
       </w:r>
       <w:r>
         <w:rPr>
@@ -26611,7 +26721,7 @@
       </w:r>
       <w:r>
         <w:rPr>
-          <w:rFonts w:ascii="Arial" w:eastAsia="Arial" w:hAnsi="Arial" w:cs="Arial"/>
+          <w:rFonts w:ascii="Arial" w:hAnsi="Arial"/>
           <w:b/>
           <w:color w:val="000000"/>
           <w:sz w:val="18"/>
@@ -26621,7 +26731,7 @@
       </w:r>
       <w:r>
         <w:rPr>
-          <w:rFonts w:ascii="Arial" w:eastAsia="Arial" w:hAnsi="Arial" w:cs="Arial"/>
+          <w:rFonts w:ascii="Arial" w:hAnsi="Arial"/>
           <w:color w:val="000000"/>
           <w:sz w:val="18"/>
           <w:highlight w:val="lightGray"/>
@@ -26812,7 +26922,117 @@
           <w:sz w:val="18"/>
           <w:highlight w:val="lightGray"/>
         </w:rPr>
-        <w:t># Source: ScreenShots</w:t>
+        <w:t xml:space="preserve"># Source: </w:t>
+      </w:r>
+      <w:r>
+        <w:rPr>
+          <w:rFonts w:ascii="Arial" w:hAnsi="Arial" w:eastAsia="Arial" w:cs="Arial"/>
+          <w:b/>
+          <w:i w:val="0"/>
+          <w:color w:val="000000"/>
+          <w:sz w:val="18"/>
+          <w:highlight w:val="lightGray"/>
+        </w:rPr>
+        <w:t>S</w:t>
+      </w:r>
+      <w:r>
+        <w:rPr>
+          <w:rFonts w:ascii="Arial" w:hAnsi="Arial" w:eastAsia="Arial" w:cs="Arial"/>
+          <w:b/>
+          <w:i w:val="0"/>
+          <w:color w:val="000000"/>
+          <w:sz w:val="18"/>
+          <w:highlight w:val="lightGray"/>
+        </w:rPr>
+        <w:t>c</w:t>
+      </w:r>
+      <w:r>
+        <w:rPr>
+          <w:rFonts w:ascii="Arial" w:hAnsi="Arial" w:eastAsia="Arial" w:cs="Arial"/>
+          <w:b/>
+          <w:i w:val="0"/>
+          <w:color w:val="000000"/>
+          <w:sz w:val="18"/>
+          <w:highlight w:val="lightGray"/>
+        </w:rPr>
+        <w:t>r</w:t>
+      </w:r>
+      <w:r>
+        <w:rPr>
+          <w:rFonts w:ascii="Arial" w:hAnsi="Arial" w:eastAsia="Arial" w:cs="Arial"/>
+          <w:b/>
+          <w:i w:val="0"/>
+          <w:color w:val="000000"/>
+          <w:sz w:val="18"/>
+          <w:highlight w:val="lightGray"/>
+        </w:rPr>
+        <w:t>e</w:t>
+      </w:r>
+      <w:r>
+        <w:rPr>
+          <w:rFonts w:ascii="Arial" w:hAnsi="Arial" w:eastAsia="Arial" w:cs="Arial"/>
+          <w:b/>
+          <w:i w:val="0"/>
+          <w:color w:val="000000"/>
+          <w:sz w:val="18"/>
+          <w:highlight w:val="lightGray"/>
+        </w:rPr>
+        <w:t>e</w:t>
+      </w:r>
+      <w:r>
+        <w:rPr>
+          <w:rFonts w:ascii="Arial" w:hAnsi="Arial" w:eastAsia="Arial" w:cs="Arial"/>
+          <w:b/>
+          <w:i w:val="0"/>
+          <w:color w:val="000000"/>
+          <w:sz w:val="18"/>
+          <w:highlight w:val="lightGray"/>
+        </w:rPr>
+        <w:t>n</w:t>
+      </w:r>
+      <w:r>
+        <w:rPr>
+          <w:rFonts w:ascii="Arial" w:hAnsi="Arial" w:eastAsia="Arial" w:cs="Arial"/>
+          <w:b/>
+          <w:i w:val="0"/>
+          <w:color w:val="000000"/>
+          <w:sz w:val="18"/>
+          <w:highlight w:val="lightGray"/>
+        </w:rPr>
+        <w:t>S</w:t>
+      </w:r>
+      <w:r>
+        <w:rPr>
+          <w:rFonts w:ascii="Arial" w:hAnsi="Arial" w:eastAsia="Arial" w:cs="Arial"/>
+          <w:b/>
+          <w:i w:val="0"/>
+          <w:color w:val="000000"/>
+          <w:sz w:val="18"/>
+          <w:highlight w:val="lightGray"/>
+        </w:rPr>
+        <w:t>h</w:t>
+      </w:r>
+      <w:r>
+        <w:rPr>
+          <w:rFonts w:ascii="Arial" w:hAnsi="Arial" w:eastAsia="Arial" w:cs="Arial"/>
+          <w:b/>
+          <w:i w:val="0"/>
+          <w:color w:val="000000"/>
+          <w:sz w:val="18"/>
+          <w:highlight w:val="lightGray"/>
+        </w:rPr>
+        <w:t>o</w:t>
+      </w:r>
+      <w:r>
+        <w:rPr>
+          <w:rFonts w:ascii="Arial" w:hAnsi="Arial" w:eastAsia="Arial" w:cs="Arial"/>
+          <w:b/>
+          <w:i w:val="0"/>
+          <w:color w:val="000000"/>
+          <w:sz w:val="18"/>
+          <w:highlight w:val="lightGray"/>
+        </w:rPr>
+        <w:t>t</w:t>
       </w:r>
       <w:r>
         <w:rPr>
@@ -26875,7 +27095,7 @@
       </w:r>
       <w:r>
         <w:rPr>
-          <w:rFonts w:ascii="Arial" w:eastAsia="Arial" w:hAnsi="Arial" w:cs="Arial"/>
+          <w:rFonts w:ascii="Arial" w:hAnsi="Arial"/>
           <w:b/>
           <w:color w:val="000000"/>
           <w:sz w:val="18"/>
@@ -26885,7 +27105,7 @@
       </w:r>
       <w:r>
         <w:rPr>
-          <w:rFonts w:ascii="Arial" w:eastAsia="Arial" w:hAnsi="Arial" w:cs="Arial"/>
+          <w:rFonts w:ascii="Arial" w:hAnsi="Arial"/>
           <w:color w:val="000000"/>
           <w:sz w:val="18"/>
           <w:highlight w:val="lightGray"/>
@@ -27233,228 +27453,255 @@
       </w:pPr>
       <w:r>
         <w:rPr>
-          <w:rFonts w:ascii="Arial" w:eastAsia="Arial" w:hAnsi="Arial" w:cs="Arial"/>
-          <w:b/>
-          <w:bCs/>
-          <w:sz w:val="18"/>
-          <w:szCs w:val="18"/>
-          <w:highlight w:val="lightGray"/>
-        </w:rPr>
-        <w:t># Source: ScreenShots</w:t>
-      </w:r>
-      <w:r>
-        <w:rPr>
-          <w:rFonts w:ascii="Arial" w:eastAsia="Arial" w:hAnsi="Arial" w:cs="Arial"/>
-          <w:sz w:val="18"/>
-          <w:szCs w:val="18"/>
-          <w:highlight w:val="lightGray"/>
-        </w:rPr>
-        <w:t xml:space="preserve"> </w:t>
-      </w:r>
-      <w:r>
-        <w:rPr>
-          <w:rFonts w:ascii="Arial" w:eastAsia="Arial" w:hAnsi="Arial" w:cs="Arial"/>
-          <w:b/>
-          <w:bCs/>
-          <w:sz w:val="18"/>
-          <w:szCs w:val="18"/>
+          <w:rFonts w:ascii="Arial" w:hAnsi="Arial"/>
+          <w:b/>
+          <w:sz w:val="18"/>
+          <w:highlight w:val="lightGray"/>
+        </w:rPr>
+        <w:t xml:space="preserve"># Source: </w:t>
+      </w:r>
+      <w:r>
+        <w:rPr>
+          <w:rFonts w:ascii="Arial" w:hAnsi="Arial" w:eastAsia="Arial" w:cs="Arial"/>
+          <w:b/>
+          <w:i w:val="0"/>
+          <w:color w:val="000000"/>
+          <w:sz w:val="18"/>
+          <w:highlight w:val="lightGray"/>
+        </w:rPr>
+        <w:t>S</w:t>
+      </w:r>
+      <w:r>
+        <w:rPr>
+          <w:rFonts w:ascii="Arial" w:hAnsi="Arial" w:eastAsia="Arial" w:cs="Arial"/>
+          <w:b/>
+          <w:i w:val="0"/>
+          <w:color w:val="000000"/>
+          <w:sz w:val="18"/>
+          <w:highlight w:val="lightGray"/>
+        </w:rPr>
+        <w:t>c</w:t>
+      </w:r>
+      <w:r>
+        <w:rPr>
+          <w:rFonts w:ascii="Arial" w:hAnsi="Arial" w:eastAsia="Arial" w:cs="Arial"/>
+          <w:b/>
+          <w:i w:val="0"/>
+          <w:color w:val="000000"/>
+          <w:sz w:val="18"/>
+          <w:highlight w:val="lightGray"/>
+        </w:rPr>
+        <w:t>r</w:t>
+      </w:r>
+      <w:r>
+        <w:rPr>
+          <w:rFonts w:ascii="Arial" w:hAnsi="Arial" w:eastAsia="Arial" w:cs="Arial"/>
+          <w:b/>
+          <w:i w:val="0"/>
+          <w:color w:val="000000"/>
+          <w:sz w:val="18"/>
+          <w:highlight w:val="lightGray"/>
+        </w:rPr>
+        <w:t>e</w:t>
+      </w:r>
+      <w:r>
+        <w:rPr>
+          <w:rFonts w:ascii="Arial" w:hAnsi="Arial" w:eastAsia="Arial" w:cs="Arial"/>
+          <w:b/>
+          <w:i w:val="0"/>
+          <w:color w:val="000000"/>
+          <w:sz w:val="18"/>
+          <w:highlight w:val="lightGray"/>
+        </w:rPr>
+        <w:t>e</w:t>
+      </w:r>
+      <w:r>
+        <w:rPr>
+          <w:rFonts w:ascii="Arial" w:hAnsi="Arial" w:eastAsia="Arial" w:cs="Arial"/>
+          <w:b/>
+          <w:i w:val="0"/>
+          <w:color w:val="000000"/>
+          <w:sz w:val="18"/>
+          <w:highlight w:val="lightGray"/>
+        </w:rPr>
+        <w:t>n</w:t>
+      </w:r>
+      <w:r>
+        <w:rPr>
+          <w:rFonts w:ascii="Arial" w:hAnsi="Arial" w:eastAsia="Arial" w:cs="Arial"/>
+          <w:b/>
+          <w:i w:val="0"/>
+          <w:color w:val="000000"/>
+          <w:sz w:val="18"/>
+          <w:highlight w:val="lightGray"/>
+        </w:rPr>
+        <w:t>S</w:t>
+      </w:r>
+      <w:r>
+        <w:rPr>
+          <w:rFonts w:ascii="Arial" w:hAnsi="Arial" w:eastAsia="Arial" w:cs="Arial"/>
+          <w:b/>
+          <w:i w:val="0"/>
+          <w:color w:val="000000"/>
+          <w:sz w:val="18"/>
+          <w:highlight w:val="lightGray"/>
+        </w:rPr>
+        <w:t>h</w:t>
+      </w:r>
+      <w:r>
+        <w:rPr>
+          <w:rFonts w:ascii="Arial" w:hAnsi="Arial" w:eastAsia="Arial" w:cs="Arial"/>
+          <w:b/>
+          <w:i w:val="0"/>
+          <w:color w:val="000000"/>
+          <w:sz w:val="18"/>
+          <w:highlight w:val="lightGray"/>
+        </w:rPr>
+        <w:t>o</w:t>
+      </w:r>
+      <w:r>
+        <w:rPr>
+          <w:rFonts w:ascii="Arial" w:hAnsi="Arial" w:eastAsia="Arial" w:cs="Arial"/>
+          <w:b/>
+          <w:i w:val="0"/>
+          <w:color w:val="000000"/>
+          <w:sz w:val="18"/>
+          <w:highlight w:val="lightGray"/>
+        </w:rPr>
+        <w:t>t</w:t>
+      </w:r>
+      <w:r>
+        <w:rPr>
+          <w:rFonts w:ascii="Arial" w:hAnsi="Arial"/>
+          <w:sz w:val="18"/>
+          <w:highlight w:val="lightGray"/>
+        </w:rPr>
+        <w:t xml:space="preserve"> </w:t>
+      </w:r>
+      <w:r>
+        <w:rPr>
+          <w:rFonts w:ascii="Arial" w:hAnsi="Arial"/>
+          <w:b/>
+          <w:sz w:val="18"/>
           <w:highlight w:val="lightGray"/>
         </w:rPr>
         <w:t>Source</w:t>
       </w:r>
       <w:r>
         <w:rPr>
-          <w:rFonts w:ascii="Arial" w:eastAsia="Arial" w:hAnsi="Arial" w:cs="Arial"/>
-          <w:sz w:val="18"/>
-          <w:szCs w:val="18"/>
+          <w:rFonts w:ascii="Arial" w:hAnsi="Arial"/>
+          <w:sz w:val="18"/>
           <w:highlight w:val="lightGray"/>
         </w:rPr>
         <w:t xml:space="preserve">: </w:t>
       </w:r>
       <w:r>
         <w:rPr>
-          <w:rFonts w:ascii="Arial" w:eastAsia="Arial" w:hAnsi="Arial" w:cs="Arial"/>
-          <w:b/>
-          <w:bCs/>
-          <w:sz w:val="18"/>
-          <w:szCs w:val="18"/>
+          <w:rFonts w:ascii="Arial" w:hAnsi="Arial"/>
+          <w:b/>
+          <w:sz w:val="18"/>
           <w:highlight w:val="lightGray"/>
         </w:rPr>
         <w:t>Provided by:</w:t>
       </w:r>
       <w:r>
         <w:rPr>
-          <w:rFonts w:ascii="Arial" w:eastAsia="Arial" w:hAnsi="Arial" w:cs="Arial"/>
-          <w:sz w:val="18"/>
-          <w:szCs w:val="18"/>
+          <w:rFonts w:ascii="Arial" w:hAnsi="Arial"/>
+          <w:sz w:val="18"/>
           <w:highlight w:val="lightGray"/>
         </w:rPr>
         <w:t xml:space="preserve"> [Persons Table -&gt; ID Column: 1, Name_En Column: Motasem Essam] -&gt; </w:t>
       </w:r>
       <w:r>
         <w:rPr>
-          <w:rFonts w:ascii="Arial" w:eastAsia="Arial" w:hAnsi="Arial" w:cs="Arial"/>
-          <w:b/>
-          <w:bCs/>
-          <w:sz w:val="18"/>
-          <w:szCs w:val="18"/>
+          <w:rFonts w:ascii="Arial" w:hAnsi="Arial"/>
+          <w:b/>
+          <w:sz w:val="18"/>
           <w:highlight w:val="lightGray"/>
         </w:rPr>
         <w:t>Tool:</w:t>
       </w:r>
       <w:r>
         <w:rPr>
-          <w:rFonts w:ascii="Arial" w:eastAsia="Arial" w:hAnsi="Arial" w:cs="Arial"/>
-          <w:sz w:val="18"/>
-          <w:szCs w:val="18"/>
+          <w:rFonts w:ascii="Arial" w:hAnsi="Arial"/>
+          <w:sz w:val="18"/>
           <w:highlight w:val="lightGray"/>
         </w:rPr>
         <w:t xml:space="preserve"> [Lightshot Program] -&gt; </w:t>
       </w:r>
       <w:r>
         <w:rPr>
-          <w:rFonts w:ascii="Arial" w:eastAsia="Arial" w:hAnsi="Arial" w:cs="Arial"/>
-          <w:b/>
-          <w:bCs/>
-          <w:sz w:val="18"/>
-          <w:szCs w:val="18"/>
+          <w:rFonts w:ascii="Arial" w:hAnsi="Arial"/>
+          <w:b/>
+          <w:sz w:val="18"/>
           <w:highlight w:val="lightGray"/>
         </w:rPr>
         <w:t xml:space="preserve">From </w:t>
       </w:r>
       <w:r>
         <w:rPr>
-          <w:rFonts w:ascii="Arial" w:eastAsia="Arial" w:hAnsi="Arial" w:cs="Arial"/>
-          <w:sz w:val="18"/>
-          <w:szCs w:val="18"/>
+          <w:rFonts w:ascii="Arial" w:hAnsi="Arial"/>
+          <w:sz w:val="18"/>
           <w:highlight w:val="lightGray"/>
         </w:rPr>
         <w:t xml:space="preserve">[Site: https://github.com] </w:t>
       </w:r>
       <w:r>
         <w:rPr>
-          <w:rFonts w:ascii="Arial" w:eastAsia="Arial" w:hAnsi="Arial" w:cs="Arial"/>
-          <w:b/>
-          <w:bCs/>
-          <w:sz w:val="18"/>
-          <w:szCs w:val="18"/>
+          <w:rFonts w:ascii="Arial" w:hAnsi="Arial"/>
+          <w:b/>
+          <w:sz w:val="18"/>
           <w:highlight w:val="lightGray"/>
         </w:rPr>
         <w:t>on</w:t>
       </w:r>
       <w:r>
         <w:rPr>
-          <w:rFonts w:ascii="Arial" w:eastAsia="Arial" w:hAnsi="Arial" w:cs="Arial"/>
-          <w:sz w:val="18"/>
-          <w:szCs w:val="18"/>
+          <w:rFonts w:ascii="Arial" w:hAnsi="Arial"/>
+          <w:sz w:val="18"/>
           <w:highlight w:val="lightGray"/>
         </w:rPr>
         <w:t xml:space="preserve"> [</w:t>
       </w:r>
       <w:r>
         <w:rPr>
-          <w:rFonts w:ascii="Arial" w:eastAsia="Arial" w:hAnsi="Arial" w:cs="Arial"/>
-          <w:bCs/>
-          <w:kern w:val="0"/>
-          <w:sz w:val="18"/>
-          <w:szCs w:val="14"/>
-          <w:highlight w:val="lightGray"/>
-          <w:shd w:val="clear" w:color="auto" w:fill="B7B7B7"/>
-          <w:lang w:val="en"/>
-          <w14:ligatures w14:val="none"/>
+          <w:rFonts w:ascii="Arial" w:hAnsi="Arial"/>
+          <w:sz w:val="18"/>
+          <w:highlight w:val="lightGray"/>
         </w:rPr>
         <w:t>3</w:t>
       </w:r>
       <w:r>
         <w:rPr>
-          <w:rFonts w:ascii="Arial" w:eastAsia="Arial" w:hAnsi="Arial" w:cs="Arial"/>
-          <w:bCs/>
-          <w:kern w:val="0"/>
-          <w:sz w:val="18"/>
-          <w:szCs w:val="14"/>
-          <w:highlight w:val="lightGray"/>
-          <w:shd w:val="clear" w:color="auto" w:fill="B7B7B7"/>
-          <w:lang w:val="en"/>
-          <w14:ligatures w14:val="none"/>
+          <w:rFonts w:ascii="Arial" w:hAnsi="Arial"/>
+          <w:sz w:val="18"/>
+          <w:highlight w:val="lightGray"/>
         </w:rPr>
         <w:t>/</w:t>
       </w:r>
       <w:r>
         <w:rPr>
-          <w:rFonts w:ascii="Arial" w:eastAsia="Arial" w:hAnsi="Arial" w:cs="Arial"/>
-          <w:bCs/>
-          <w:kern w:val="0"/>
-          <w:sz w:val="18"/>
-          <w:szCs w:val="14"/>
-          <w:highlight w:val="lightGray"/>
-          <w:shd w:val="clear" w:color="auto" w:fill="B7B7B7"/>
-          <w:lang w:val="en"/>
-          <w14:ligatures w14:val="none"/>
+          <w:rFonts w:ascii="Arial" w:hAnsi="Arial"/>
+          <w:sz w:val="18"/>
+          <w:highlight w:val="lightGray"/>
         </w:rPr>
         <w:t>6</w:t>
       </w:r>
       <w:r>
         <w:rPr>
-          <w:rFonts w:ascii="Arial" w:eastAsia="Arial" w:hAnsi="Arial" w:cs="Arial"/>
-          <w:bCs/>
-          <w:kern w:val="0"/>
-          <w:sz w:val="18"/>
-          <w:szCs w:val="14"/>
-          <w:highlight w:val="lightGray"/>
-          <w:shd w:val="clear" w:color="auto" w:fill="B7B7B7"/>
-          <w:lang w:val="en"/>
-          <w14:ligatures w14:val="none"/>
+          <w:rFonts w:ascii="Arial" w:hAnsi="Arial"/>
+          <w:sz w:val="18"/>
+          <w:highlight w:val="lightGray"/>
         </w:rPr>
         <w:t>/2026</w:t>
       </w:r>
       <w:r>
         <w:rPr>
-          <w:rFonts w:ascii="Arial" w:eastAsia="Arial" w:hAnsi="Arial" w:cs="Arial"/>
-          <w:sz w:val="18"/>
-          <w:szCs w:val="18"/>
+          <w:rFonts w:ascii="Arial" w:hAnsi="Arial"/>
+          <w:sz w:val="18"/>
           <w:highlight w:val="lightGray"/>
         </w:rPr>
         <w:t>]</w:t>
-      </w:r>
-      <w:r>
-        <w:rPr>
-          <w:noProof/>
-        </w:rPr>
-        <w:drawing>
-          <wp:inline distT="0" distB="0" distL="0" distR="0" wp14:anchorId="3FDF3BEF" wp14:editId="1E0BE318">
-            <wp:extent cx="5943600" cy="2032635"/>
-            <wp:effectExtent l="0" t="0" r="0" b="5715"/>
-            <wp:docPr id="1271323889" name="Picture 1"/>
-            <wp:cNvGraphicFramePr>
-              <a:graphicFrameLocks xmlns:a="http://schemas.openxmlformats.org/drawingml/2006/main" noChangeAspect="1"/>
-            </wp:cNvGraphicFramePr>
-            <a:graphic xmlns:a="http://schemas.openxmlformats.org/drawingml/2006/main">
-              <a:graphicData uri="http://schemas.openxmlformats.org/drawingml/2006/picture">
-                <pic:pic xmlns:pic="http://schemas.openxmlformats.org/drawingml/2006/picture">
-                  <pic:nvPicPr>
-                    <pic:cNvPr id="1271323889" name=""/>
-                    <pic:cNvPicPr/>
-                  </pic:nvPicPr>
-                  <pic:blipFill>
-                    <a:blip r:embed="rId37"/>
-                    <a:stretch>
-                      <a:fillRect/>
-                    </a:stretch>
-                  </pic:blipFill>
-                  <pic:spPr>
-                    <a:xfrm>
-                      <a:off x="0" y="0"/>
-                      <a:ext cx="5943600" cy="2032635"/>
-                    </a:xfrm>
-                    <a:prstGeom prst="rect">
-                      <a:avLst/>
-                    </a:prstGeom>
-                  </pic:spPr>
-                </pic:pic>
-              </a:graphicData>
-            </a:graphic>
-          </wp:inline>
-        </w:drawing>
       </w:r>
     </w:p>
     <w:p>
@@ -27490,7 +27737,117 @@
           <w:sz w:val="18"/>
           <w:highlight w:val="lightGray"/>
         </w:rPr>
-        <w:t># Source: ScreenShots</w:t>
+        <w:t xml:space="preserve"># Source: </w:t>
+      </w:r>
+      <w:r>
+        <w:rPr>
+          <w:rFonts w:ascii="Arial" w:hAnsi="Arial" w:eastAsia="Arial" w:cs="Arial"/>
+          <w:b/>
+          <w:i w:val="0"/>
+          <w:color w:val="000000"/>
+          <w:sz w:val="18"/>
+          <w:highlight w:val="lightGray"/>
+        </w:rPr>
+        <w:t>S</w:t>
+      </w:r>
+      <w:r>
+        <w:rPr>
+          <w:rFonts w:ascii="Arial" w:hAnsi="Arial" w:eastAsia="Arial" w:cs="Arial"/>
+          <w:b/>
+          <w:i w:val="0"/>
+          <w:color w:val="000000"/>
+          <w:sz w:val="18"/>
+          <w:highlight w:val="lightGray"/>
+        </w:rPr>
+        <w:t>c</w:t>
+      </w:r>
+      <w:r>
+        <w:rPr>
+          <w:rFonts w:ascii="Arial" w:hAnsi="Arial" w:eastAsia="Arial" w:cs="Arial"/>
+          <w:b/>
+          <w:i w:val="0"/>
+          <w:color w:val="000000"/>
+          <w:sz w:val="18"/>
+          <w:highlight w:val="lightGray"/>
+        </w:rPr>
+        <w:t>r</w:t>
+      </w:r>
+      <w:r>
+        <w:rPr>
+          <w:rFonts w:ascii="Arial" w:hAnsi="Arial" w:eastAsia="Arial" w:cs="Arial"/>
+          <w:b/>
+          <w:i w:val="0"/>
+          <w:color w:val="000000"/>
+          <w:sz w:val="18"/>
+          <w:highlight w:val="lightGray"/>
+        </w:rPr>
+        <w:t>e</w:t>
+      </w:r>
+      <w:r>
+        <w:rPr>
+          <w:rFonts w:ascii="Arial" w:hAnsi="Arial" w:eastAsia="Arial" w:cs="Arial"/>
+          <w:b/>
+          <w:i w:val="0"/>
+          <w:color w:val="000000"/>
+          <w:sz w:val="18"/>
+          <w:highlight w:val="lightGray"/>
+        </w:rPr>
+        <w:t>e</w:t>
+      </w:r>
+      <w:r>
+        <w:rPr>
+          <w:rFonts w:ascii="Arial" w:hAnsi="Arial" w:eastAsia="Arial" w:cs="Arial"/>
+          <w:b/>
+          <w:i w:val="0"/>
+          <w:color w:val="000000"/>
+          <w:sz w:val="18"/>
+          <w:highlight w:val="lightGray"/>
+        </w:rPr>
+        <w:t>n</w:t>
+      </w:r>
+      <w:r>
+        <w:rPr>
+          <w:rFonts w:ascii="Arial" w:hAnsi="Arial" w:eastAsia="Arial" w:cs="Arial"/>
+          <w:b/>
+          <w:i w:val="0"/>
+          <w:color w:val="000000"/>
+          <w:sz w:val="18"/>
+          <w:highlight w:val="lightGray"/>
+        </w:rPr>
+        <w:t>S</w:t>
+      </w:r>
+      <w:r>
+        <w:rPr>
+          <w:rFonts w:ascii="Arial" w:hAnsi="Arial" w:eastAsia="Arial" w:cs="Arial"/>
+          <w:b/>
+          <w:i w:val="0"/>
+          <w:color w:val="000000"/>
+          <w:sz w:val="18"/>
+          <w:highlight w:val="lightGray"/>
+        </w:rPr>
+        <w:t>h</w:t>
+      </w:r>
+      <w:r>
+        <w:rPr>
+          <w:rFonts w:ascii="Arial" w:hAnsi="Arial" w:eastAsia="Arial" w:cs="Arial"/>
+          <w:b/>
+          <w:i w:val="0"/>
+          <w:color w:val="000000"/>
+          <w:sz w:val="18"/>
+          <w:highlight w:val="lightGray"/>
+        </w:rPr>
+        <w:t>o</w:t>
+      </w:r>
+      <w:r>
+        <w:rPr>
+          <w:rFonts w:ascii="Arial" w:hAnsi="Arial" w:eastAsia="Arial" w:cs="Arial"/>
+          <w:b/>
+          <w:i w:val="0"/>
+          <w:color w:val="000000"/>
+          <w:sz w:val="18"/>
+          <w:highlight w:val="lightGray"/>
+        </w:rPr>
+        <w:t>t</w:t>
       </w:r>
       <w:r>
         <w:rPr>
@@ -27553,7 +27910,7 @@
       </w:r>
       <w:r>
         <w:rPr>
-          <w:rFonts w:ascii="Arial" w:eastAsia="Arial" w:hAnsi="Arial" w:cs="Arial"/>
+          <w:rFonts w:ascii="Arial" w:hAnsi="Arial"/>
           <w:b/>
           <w:color w:val="000000"/>
           <w:sz w:val="18"/>
@@ -27563,7 +27920,7 @@
       </w:r>
       <w:r>
         <w:rPr>
-          <w:rFonts w:ascii="Arial" w:eastAsia="Arial" w:hAnsi="Arial" w:cs="Arial"/>
+          <w:rFonts w:ascii="Arial" w:hAnsi="Arial"/>
           <w:color w:val="000000"/>
           <w:sz w:val="18"/>
           <w:highlight w:val="lightGray"/>
@@ -27766,7 +28123,117 @@
           <w:sz w:val="18"/>
           <w:highlight w:val="lightGray"/>
         </w:rPr>
-        <w:t># Source: ScreenShots</w:t>
+        <w:t xml:space="preserve"># Source: </w:t>
+      </w:r>
+      <w:r>
+        <w:rPr>
+          <w:rFonts w:ascii="Arial" w:hAnsi="Arial" w:eastAsia="Arial" w:cs="Arial"/>
+          <w:b/>
+          <w:i w:val="0"/>
+          <w:color w:val="000000"/>
+          <w:sz w:val="18"/>
+          <w:highlight w:val="lightGray"/>
+        </w:rPr>
+        <w:t>S</w:t>
+      </w:r>
+      <w:r>
+        <w:rPr>
+          <w:rFonts w:ascii="Arial" w:hAnsi="Arial" w:eastAsia="Arial" w:cs="Arial"/>
+          <w:b/>
+          <w:i w:val="0"/>
+          <w:color w:val="000000"/>
+          <w:sz w:val="18"/>
+          <w:highlight w:val="lightGray"/>
+        </w:rPr>
+        <w:t>c</w:t>
+      </w:r>
+      <w:r>
+        <w:rPr>
+          <w:rFonts w:ascii="Arial" w:hAnsi="Arial" w:eastAsia="Arial" w:cs="Arial"/>
+          <w:b/>
+          <w:i w:val="0"/>
+          <w:color w:val="000000"/>
+          <w:sz w:val="18"/>
+          <w:highlight w:val="lightGray"/>
+        </w:rPr>
+        <w:t>r</w:t>
+      </w:r>
+      <w:r>
+        <w:rPr>
+          <w:rFonts w:ascii="Arial" w:hAnsi="Arial" w:eastAsia="Arial" w:cs="Arial"/>
+          <w:b/>
+          <w:i w:val="0"/>
+          <w:color w:val="000000"/>
+          <w:sz w:val="18"/>
+          <w:highlight w:val="lightGray"/>
+        </w:rPr>
+        <w:t>e</w:t>
+      </w:r>
+      <w:r>
+        <w:rPr>
+          <w:rFonts w:ascii="Arial" w:hAnsi="Arial" w:eastAsia="Arial" w:cs="Arial"/>
+          <w:b/>
+          <w:i w:val="0"/>
+          <w:color w:val="000000"/>
+          <w:sz w:val="18"/>
+          <w:highlight w:val="lightGray"/>
+        </w:rPr>
+        <w:t>e</w:t>
+      </w:r>
+      <w:r>
+        <w:rPr>
+          <w:rFonts w:ascii="Arial" w:hAnsi="Arial" w:eastAsia="Arial" w:cs="Arial"/>
+          <w:b/>
+          <w:i w:val="0"/>
+          <w:color w:val="000000"/>
+          <w:sz w:val="18"/>
+          <w:highlight w:val="lightGray"/>
+        </w:rPr>
+        <w:t>n</w:t>
+      </w:r>
+      <w:r>
+        <w:rPr>
+          <w:rFonts w:ascii="Arial" w:hAnsi="Arial" w:eastAsia="Arial" w:cs="Arial"/>
+          <w:b/>
+          <w:i w:val="0"/>
+          <w:color w:val="000000"/>
+          <w:sz w:val="18"/>
+          <w:highlight w:val="lightGray"/>
+        </w:rPr>
+        <w:t>S</w:t>
+      </w:r>
+      <w:r>
+        <w:rPr>
+          <w:rFonts w:ascii="Arial" w:hAnsi="Arial" w:eastAsia="Arial" w:cs="Arial"/>
+          <w:b/>
+          <w:i w:val="0"/>
+          <w:color w:val="000000"/>
+          <w:sz w:val="18"/>
+          <w:highlight w:val="lightGray"/>
+        </w:rPr>
+        <w:t>h</w:t>
+      </w:r>
+      <w:r>
+        <w:rPr>
+          <w:rFonts w:ascii="Arial" w:hAnsi="Arial" w:eastAsia="Arial" w:cs="Arial"/>
+          <w:b/>
+          <w:i w:val="0"/>
+          <w:color w:val="000000"/>
+          <w:sz w:val="18"/>
+          <w:highlight w:val="lightGray"/>
+        </w:rPr>
+        <w:t>o</w:t>
+      </w:r>
+      <w:r>
+        <w:rPr>
+          <w:rFonts w:ascii="Arial" w:hAnsi="Arial" w:eastAsia="Arial" w:cs="Arial"/>
+          <w:b/>
+          <w:i w:val="0"/>
+          <w:color w:val="000000"/>
+          <w:sz w:val="18"/>
+          <w:highlight w:val="lightGray"/>
+        </w:rPr>
+        <w:t>t</w:t>
       </w:r>
       <w:r>
         <w:rPr>
@@ -27829,7 +28296,7 @@
       </w:r>
       <w:r>
         <w:rPr>
-          <w:rFonts w:ascii="Arial" w:eastAsia="Arial" w:hAnsi="Arial" w:cs="Arial"/>
+          <w:rFonts w:ascii="Arial" w:hAnsi="Arial"/>
           <w:b/>
           <w:color w:val="000000"/>
           <w:sz w:val="18"/>
@@ -27839,7 +28306,7 @@
       </w:r>
       <w:r>
         <w:rPr>
-          <w:rFonts w:ascii="Arial" w:eastAsia="Arial" w:hAnsi="Arial" w:cs="Arial"/>
+          <w:rFonts w:ascii="Arial" w:hAnsi="Arial"/>
           <w:color w:val="000000"/>
           <w:sz w:val="18"/>
           <w:highlight w:val="lightGray"/>
@@ -28053,7 +28520,117 @@
           <w:sz w:val="18"/>
           <w:highlight w:val="lightGray"/>
         </w:rPr>
-        <w:t># Source: ScreenShots</w:t>
+        <w:t xml:space="preserve"># Source: </w:t>
+      </w:r>
+      <w:r>
+        <w:rPr>
+          <w:rFonts w:ascii="Arial" w:hAnsi="Arial" w:eastAsia="Arial" w:cs="Arial"/>
+          <w:b/>
+          <w:i w:val="0"/>
+          <w:color w:val="000000"/>
+          <w:sz w:val="18"/>
+          <w:highlight w:val="lightGray"/>
+        </w:rPr>
+        <w:t>S</w:t>
+      </w:r>
+      <w:r>
+        <w:rPr>
+          <w:rFonts w:ascii="Arial" w:hAnsi="Arial" w:eastAsia="Arial" w:cs="Arial"/>
+          <w:b/>
+          <w:i w:val="0"/>
+          <w:color w:val="000000"/>
+          <w:sz w:val="18"/>
+          <w:highlight w:val="lightGray"/>
+        </w:rPr>
+        <w:t>c</w:t>
+      </w:r>
+      <w:r>
+        <w:rPr>
+          <w:rFonts w:ascii="Arial" w:hAnsi="Arial" w:eastAsia="Arial" w:cs="Arial"/>
+          <w:b/>
+          <w:i w:val="0"/>
+          <w:color w:val="000000"/>
+          <w:sz w:val="18"/>
+          <w:highlight w:val="lightGray"/>
+        </w:rPr>
+        <w:t>r</w:t>
+      </w:r>
+      <w:r>
+        <w:rPr>
+          <w:rFonts w:ascii="Arial" w:hAnsi="Arial" w:eastAsia="Arial" w:cs="Arial"/>
+          <w:b/>
+          <w:i w:val="0"/>
+          <w:color w:val="000000"/>
+          <w:sz w:val="18"/>
+          <w:highlight w:val="lightGray"/>
+        </w:rPr>
+        <w:t>e</w:t>
+      </w:r>
+      <w:r>
+        <w:rPr>
+          <w:rFonts w:ascii="Arial" w:hAnsi="Arial" w:eastAsia="Arial" w:cs="Arial"/>
+          <w:b/>
+          <w:i w:val="0"/>
+          <w:color w:val="000000"/>
+          <w:sz w:val="18"/>
+          <w:highlight w:val="lightGray"/>
+        </w:rPr>
+        <w:t>e</w:t>
+      </w:r>
+      <w:r>
+        <w:rPr>
+          <w:rFonts w:ascii="Arial" w:hAnsi="Arial" w:eastAsia="Arial" w:cs="Arial"/>
+          <w:b/>
+          <w:i w:val="0"/>
+          <w:color w:val="000000"/>
+          <w:sz w:val="18"/>
+          <w:highlight w:val="lightGray"/>
+        </w:rPr>
+        <w:t>n</w:t>
+      </w:r>
+      <w:r>
+        <w:rPr>
+          <w:rFonts w:ascii="Arial" w:hAnsi="Arial" w:eastAsia="Arial" w:cs="Arial"/>
+          <w:b/>
+          <w:i w:val="0"/>
+          <w:color w:val="000000"/>
+          <w:sz w:val="18"/>
+          <w:highlight w:val="lightGray"/>
+        </w:rPr>
+        <w:t>S</w:t>
+      </w:r>
+      <w:r>
+        <w:rPr>
+          <w:rFonts w:ascii="Arial" w:hAnsi="Arial" w:eastAsia="Arial" w:cs="Arial"/>
+          <w:b/>
+          <w:i w:val="0"/>
+          <w:color w:val="000000"/>
+          <w:sz w:val="18"/>
+          <w:highlight w:val="lightGray"/>
+        </w:rPr>
+        <w:t>h</w:t>
+      </w:r>
+      <w:r>
+        <w:rPr>
+          <w:rFonts w:ascii="Arial" w:hAnsi="Arial" w:eastAsia="Arial" w:cs="Arial"/>
+          <w:b/>
+          <w:i w:val="0"/>
+          <w:color w:val="000000"/>
+          <w:sz w:val="18"/>
+          <w:highlight w:val="lightGray"/>
+        </w:rPr>
+        <w:t>o</w:t>
+      </w:r>
+      <w:r>
+        <w:rPr>
+          <w:rFonts w:ascii="Arial" w:hAnsi="Arial" w:eastAsia="Arial" w:cs="Arial"/>
+          <w:b/>
+          <w:i w:val="0"/>
+          <w:color w:val="000000"/>
+          <w:sz w:val="18"/>
+          <w:highlight w:val="lightGray"/>
+        </w:rPr>
+        <w:t>t</w:t>
       </w:r>
       <w:r>
         <w:rPr>
@@ -28116,7 +28693,7 @@
       </w:r>
       <w:r>
         <w:rPr>
-          <w:rFonts w:ascii="Arial" w:eastAsia="Arial" w:hAnsi="Arial" w:cs="Arial"/>
+          <w:rFonts w:ascii="Arial" w:hAnsi="Arial"/>
           <w:b/>
           <w:color w:val="000000"/>
           <w:sz w:val="18"/>
@@ -28126,7 +28703,7 @@
       </w:r>
       <w:r>
         <w:rPr>
-          <w:rFonts w:ascii="Arial" w:eastAsia="Arial" w:hAnsi="Arial" w:cs="Arial"/>
+          <w:rFonts w:ascii="Arial" w:hAnsi="Arial"/>
           <w:color w:val="000000"/>
           <w:sz w:val="18"/>
           <w:highlight w:val="lightGray"/>
@@ -28451,7 +29028,117 @@
           <w:sz w:val="18"/>
           <w:highlight w:val="lightGray"/>
         </w:rPr>
-        <w:t># Source: ScreenShots</w:t>
+        <w:t xml:space="preserve"># Source: </w:t>
+      </w:r>
+      <w:r>
+        <w:rPr>
+          <w:rFonts w:ascii="Arial" w:hAnsi="Arial" w:eastAsia="Arial" w:cs="Arial"/>
+          <w:b/>
+          <w:i w:val="0"/>
+          <w:color w:val="000000"/>
+          <w:sz w:val="18"/>
+          <w:highlight w:val="lightGray"/>
+        </w:rPr>
+        <w:t>S</w:t>
+      </w:r>
+      <w:r>
+        <w:rPr>
+          <w:rFonts w:ascii="Arial" w:hAnsi="Arial" w:eastAsia="Arial" w:cs="Arial"/>
+          <w:b/>
+          <w:i w:val="0"/>
+          <w:color w:val="000000"/>
+          <w:sz w:val="18"/>
+          <w:highlight w:val="lightGray"/>
+        </w:rPr>
+        <w:t>c</w:t>
+      </w:r>
+      <w:r>
+        <w:rPr>
+          <w:rFonts w:ascii="Arial" w:hAnsi="Arial" w:eastAsia="Arial" w:cs="Arial"/>
+          <w:b/>
+          <w:i w:val="0"/>
+          <w:color w:val="000000"/>
+          <w:sz w:val="18"/>
+          <w:highlight w:val="lightGray"/>
+        </w:rPr>
+        <w:t>r</w:t>
+      </w:r>
+      <w:r>
+        <w:rPr>
+          <w:rFonts w:ascii="Arial" w:hAnsi="Arial" w:eastAsia="Arial" w:cs="Arial"/>
+          <w:b/>
+          <w:i w:val="0"/>
+          <w:color w:val="000000"/>
+          <w:sz w:val="18"/>
+          <w:highlight w:val="lightGray"/>
+        </w:rPr>
+        <w:t>e</w:t>
+      </w:r>
+      <w:r>
+        <w:rPr>
+          <w:rFonts w:ascii="Arial" w:hAnsi="Arial" w:eastAsia="Arial" w:cs="Arial"/>
+          <w:b/>
+          <w:i w:val="0"/>
+          <w:color w:val="000000"/>
+          <w:sz w:val="18"/>
+          <w:highlight w:val="lightGray"/>
+        </w:rPr>
+        <w:t>e</w:t>
+      </w:r>
+      <w:r>
+        <w:rPr>
+          <w:rFonts w:ascii="Arial" w:hAnsi="Arial" w:eastAsia="Arial" w:cs="Arial"/>
+          <w:b/>
+          <w:i w:val="0"/>
+          <w:color w:val="000000"/>
+          <w:sz w:val="18"/>
+          <w:highlight w:val="lightGray"/>
+        </w:rPr>
+        <w:t>n</w:t>
+      </w:r>
+      <w:r>
+        <w:rPr>
+          <w:rFonts w:ascii="Arial" w:hAnsi="Arial" w:eastAsia="Arial" w:cs="Arial"/>
+          <w:b/>
+          <w:i w:val="0"/>
+          <w:color w:val="000000"/>
+          <w:sz w:val="18"/>
+          <w:highlight w:val="lightGray"/>
+        </w:rPr>
+        <w:t>S</w:t>
+      </w:r>
+      <w:r>
+        <w:rPr>
+          <w:rFonts w:ascii="Arial" w:hAnsi="Arial" w:eastAsia="Arial" w:cs="Arial"/>
+          <w:b/>
+          <w:i w:val="0"/>
+          <w:color w:val="000000"/>
+          <w:sz w:val="18"/>
+          <w:highlight w:val="lightGray"/>
+        </w:rPr>
+        <w:t>h</w:t>
+      </w:r>
+      <w:r>
+        <w:rPr>
+          <w:rFonts w:ascii="Arial" w:hAnsi="Arial" w:eastAsia="Arial" w:cs="Arial"/>
+          <w:b/>
+          <w:i w:val="0"/>
+          <w:color w:val="000000"/>
+          <w:sz w:val="18"/>
+          <w:highlight w:val="lightGray"/>
+        </w:rPr>
+        <w:t>o</w:t>
+      </w:r>
+      <w:r>
+        <w:rPr>
+          <w:rFonts w:ascii="Arial" w:hAnsi="Arial" w:eastAsia="Arial" w:cs="Arial"/>
+          <w:b/>
+          <w:i w:val="0"/>
+          <w:color w:val="000000"/>
+          <w:sz w:val="18"/>
+          <w:highlight w:val="lightGray"/>
+        </w:rPr>
+        <w:t>t</w:t>
       </w:r>
       <w:r>
         <w:rPr>
@@ -28514,7 +29201,7 @@
       </w:r>
       <w:r>
         <w:rPr>
-          <w:rFonts w:ascii="Arial" w:eastAsia="Arial" w:hAnsi="Arial" w:cs="Arial"/>
+          <w:rFonts w:ascii="Arial" w:hAnsi="Arial"/>
           <w:b/>
           <w:color w:val="000000"/>
           <w:sz w:val="18"/>
@@ -28524,7 +29211,7 @@
       </w:r>
       <w:r>
         <w:rPr>
-          <w:rFonts w:ascii="Arial" w:eastAsia="Arial" w:hAnsi="Arial" w:cs="Arial"/>
+          <w:rFonts w:ascii="Arial" w:hAnsi="Arial"/>
           <w:color w:val="000000"/>
           <w:sz w:val="18"/>
           <w:highlight w:val="lightGray"/>
@@ -28853,7 +29540,117 @@
           <w:sz w:val="18"/>
           <w:highlight w:val="lightGray"/>
         </w:rPr>
-        <w:t># Source: ScreenShots</w:t>
+        <w:t xml:space="preserve"># Source: </w:t>
+      </w:r>
+      <w:r>
+        <w:rPr>
+          <w:rFonts w:ascii="Arial" w:hAnsi="Arial" w:eastAsia="Arial" w:cs="Arial"/>
+          <w:b/>
+          <w:i w:val="0"/>
+          <w:color w:val="000000"/>
+          <w:sz w:val="18"/>
+          <w:highlight w:val="lightGray"/>
+        </w:rPr>
+        <w:t>S</w:t>
+      </w:r>
+      <w:r>
+        <w:rPr>
+          <w:rFonts w:ascii="Arial" w:hAnsi="Arial" w:eastAsia="Arial" w:cs="Arial"/>
+          <w:b/>
+          <w:i w:val="0"/>
+          <w:color w:val="000000"/>
+          <w:sz w:val="18"/>
+          <w:highlight w:val="lightGray"/>
+        </w:rPr>
+        <w:t>c</w:t>
+      </w:r>
+      <w:r>
+        <w:rPr>
+          <w:rFonts w:ascii="Arial" w:hAnsi="Arial" w:eastAsia="Arial" w:cs="Arial"/>
+          <w:b/>
+          <w:i w:val="0"/>
+          <w:color w:val="000000"/>
+          <w:sz w:val="18"/>
+          <w:highlight w:val="lightGray"/>
+        </w:rPr>
+        <w:t>r</w:t>
+      </w:r>
+      <w:r>
+        <w:rPr>
+          <w:rFonts w:ascii="Arial" w:hAnsi="Arial" w:eastAsia="Arial" w:cs="Arial"/>
+          <w:b/>
+          <w:i w:val="0"/>
+          <w:color w:val="000000"/>
+          <w:sz w:val="18"/>
+          <w:highlight w:val="lightGray"/>
+        </w:rPr>
+        <w:t>e</w:t>
+      </w:r>
+      <w:r>
+        <w:rPr>
+          <w:rFonts w:ascii="Arial" w:hAnsi="Arial" w:eastAsia="Arial" w:cs="Arial"/>
+          <w:b/>
+          <w:i w:val="0"/>
+          <w:color w:val="000000"/>
+          <w:sz w:val="18"/>
+          <w:highlight w:val="lightGray"/>
+        </w:rPr>
+        <w:t>e</w:t>
+      </w:r>
+      <w:r>
+        <w:rPr>
+          <w:rFonts w:ascii="Arial" w:hAnsi="Arial" w:eastAsia="Arial" w:cs="Arial"/>
+          <w:b/>
+          <w:i w:val="0"/>
+          <w:color w:val="000000"/>
+          <w:sz w:val="18"/>
+          <w:highlight w:val="lightGray"/>
+        </w:rPr>
+        <w:t>n</w:t>
+      </w:r>
+      <w:r>
+        <w:rPr>
+          <w:rFonts w:ascii="Arial" w:hAnsi="Arial" w:eastAsia="Arial" w:cs="Arial"/>
+          <w:b/>
+          <w:i w:val="0"/>
+          <w:color w:val="000000"/>
+          <w:sz w:val="18"/>
+          <w:highlight w:val="lightGray"/>
+        </w:rPr>
+        <w:t>S</w:t>
+      </w:r>
+      <w:r>
+        <w:rPr>
+          <w:rFonts w:ascii="Arial" w:hAnsi="Arial" w:eastAsia="Arial" w:cs="Arial"/>
+          <w:b/>
+          <w:i w:val="0"/>
+          <w:color w:val="000000"/>
+          <w:sz w:val="18"/>
+          <w:highlight w:val="lightGray"/>
+        </w:rPr>
+        <w:t>h</w:t>
+      </w:r>
+      <w:r>
+        <w:rPr>
+          <w:rFonts w:ascii="Arial" w:hAnsi="Arial" w:eastAsia="Arial" w:cs="Arial"/>
+          <w:b/>
+          <w:i w:val="0"/>
+          <w:color w:val="000000"/>
+          <w:sz w:val="18"/>
+          <w:highlight w:val="lightGray"/>
+        </w:rPr>
+        <w:t>o</w:t>
+      </w:r>
+      <w:r>
+        <w:rPr>
+          <w:rFonts w:ascii="Arial" w:hAnsi="Arial" w:eastAsia="Arial" w:cs="Arial"/>
+          <w:b/>
+          <w:i w:val="0"/>
+          <w:color w:val="000000"/>
+          <w:sz w:val="18"/>
+          <w:highlight w:val="lightGray"/>
+        </w:rPr>
+        <w:t>t</w:t>
       </w:r>
       <w:r>
         <w:rPr>
@@ -28916,7 +29713,7 @@
       </w:r>
       <w:r>
         <w:rPr>
-          <w:rFonts w:ascii="Arial" w:eastAsia="Arial" w:hAnsi="Arial" w:cs="Arial"/>
+          <w:rFonts w:ascii="Arial" w:hAnsi="Arial"/>
           <w:b/>
           <w:color w:val="000000"/>
           <w:sz w:val="18"/>
@@ -28926,7 +29723,7 @@
       </w:r>
       <w:r>
         <w:rPr>
-          <w:rFonts w:ascii="Arial" w:eastAsia="Arial" w:hAnsi="Arial" w:cs="Arial"/>
+          <w:rFonts w:ascii="Arial" w:hAnsi="Arial"/>
           <w:color w:val="000000"/>
           <w:sz w:val="18"/>
           <w:highlight w:val="lightGray"/>
@@ -29257,7 +30054,117 @@
           <w:sz w:val="18"/>
           <w:highlight w:val="lightGray"/>
         </w:rPr>
-        <w:t># Source: ScreenShots</w:t>
+        <w:t xml:space="preserve"># Source: </w:t>
+      </w:r>
+      <w:r>
+        <w:rPr>
+          <w:rFonts w:ascii="Arial" w:hAnsi="Arial" w:eastAsia="Arial" w:cs="Arial"/>
+          <w:b/>
+          <w:i w:val="0"/>
+          <w:color w:val="000000"/>
+          <w:sz w:val="18"/>
+          <w:highlight w:val="lightGray"/>
+        </w:rPr>
+        <w:t>S</w:t>
+      </w:r>
+      <w:r>
+        <w:rPr>
+          <w:rFonts w:ascii="Arial" w:hAnsi="Arial" w:eastAsia="Arial" w:cs="Arial"/>
+          <w:b/>
+          <w:i w:val="0"/>
+          <w:color w:val="000000"/>
+          <w:sz w:val="18"/>
+          <w:highlight w:val="lightGray"/>
+        </w:rPr>
+        <w:t>c</w:t>
+      </w:r>
+      <w:r>
+        <w:rPr>
+          <w:rFonts w:ascii="Arial" w:hAnsi="Arial" w:eastAsia="Arial" w:cs="Arial"/>
+          <w:b/>
+          <w:i w:val="0"/>
+          <w:color w:val="000000"/>
+          <w:sz w:val="18"/>
+          <w:highlight w:val="lightGray"/>
+        </w:rPr>
+        <w:t>r</w:t>
+      </w:r>
+      <w:r>
+        <w:rPr>
+          <w:rFonts w:ascii="Arial" w:hAnsi="Arial" w:eastAsia="Arial" w:cs="Arial"/>
+          <w:b/>
+          <w:i w:val="0"/>
+          <w:color w:val="000000"/>
+          <w:sz w:val="18"/>
+          <w:highlight w:val="lightGray"/>
+        </w:rPr>
+        <w:t>e</w:t>
+      </w:r>
+      <w:r>
+        <w:rPr>
+          <w:rFonts w:ascii="Arial" w:hAnsi="Arial" w:eastAsia="Arial" w:cs="Arial"/>
+          <w:b/>
+          <w:i w:val="0"/>
+          <w:color w:val="000000"/>
+          <w:sz w:val="18"/>
+          <w:highlight w:val="lightGray"/>
+        </w:rPr>
+        <w:t>e</w:t>
+      </w:r>
+      <w:r>
+        <w:rPr>
+          <w:rFonts w:ascii="Arial" w:hAnsi="Arial" w:eastAsia="Arial" w:cs="Arial"/>
+          <w:b/>
+          <w:i w:val="0"/>
+          <w:color w:val="000000"/>
+          <w:sz w:val="18"/>
+          <w:highlight w:val="lightGray"/>
+        </w:rPr>
+        <w:t>n</w:t>
+      </w:r>
+      <w:r>
+        <w:rPr>
+          <w:rFonts w:ascii="Arial" w:hAnsi="Arial" w:eastAsia="Arial" w:cs="Arial"/>
+          <w:b/>
+          <w:i w:val="0"/>
+          <w:color w:val="000000"/>
+          <w:sz w:val="18"/>
+          <w:highlight w:val="lightGray"/>
+        </w:rPr>
+        <w:t>S</w:t>
+      </w:r>
+      <w:r>
+        <w:rPr>
+          <w:rFonts w:ascii="Arial" w:hAnsi="Arial" w:eastAsia="Arial" w:cs="Arial"/>
+          <w:b/>
+          <w:i w:val="0"/>
+          <w:color w:val="000000"/>
+          <w:sz w:val="18"/>
+          <w:highlight w:val="lightGray"/>
+        </w:rPr>
+        <w:t>h</w:t>
+      </w:r>
+      <w:r>
+        <w:rPr>
+          <w:rFonts w:ascii="Arial" w:hAnsi="Arial" w:eastAsia="Arial" w:cs="Arial"/>
+          <w:b/>
+          <w:i w:val="0"/>
+          <w:color w:val="000000"/>
+          <w:sz w:val="18"/>
+          <w:highlight w:val="lightGray"/>
+        </w:rPr>
+        <w:t>o</w:t>
+      </w:r>
+      <w:r>
+        <w:rPr>
+          <w:rFonts w:ascii="Arial" w:hAnsi="Arial" w:eastAsia="Arial" w:cs="Arial"/>
+          <w:b/>
+          <w:i w:val="0"/>
+          <w:color w:val="000000"/>
+          <w:sz w:val="18"/>
+          <w:highlight w:val="lightGray"/>
+        </w:rPr>
+        <w:t>t</w:t>
       </w:r>
       <w:r>
         <w:rPr>
@@ -29320,7 +30227,7 @@
       </w:r>
       <w:r>
         <w:rPr>
-          <w:rFonts w:ascii="Arial" w:eastAsia="Arial" w:hAnsi="Arial" w:cs="Arial"/>
+          <w:rFonts w:ascii="Arial" w:hAnsi="Arial"/>
           <w:b/>
           <w:color w:val="000000"/>
           <w:sz w:val="18"/>
@@ -29330,7 +30237,7 @@
       </w:r>
       <w:r>
         <w:rPr>
-          <w:rFonts w:ascii="Arial" w:eastAsia="Arial" w:hAnsi="Arial" w:cs="Arial"/>
+          <w:rFonts w:ascii="Arial" w:hAnsi="Arial"/>
           <w:color w:val="000000"/>
           <w:sz w:val="18"/>
           <w:highlight w:val="lightGray"/>
@@ -29661,7 +30568,117 @@
           <w:sz w:val="18"/>
           <w:highlight w:val="lightGray"/>
         </w:rPr>
-        <w:t># Source: ScreenShots</w:t>
+        <w:t xml:space="preserve"># Source: </w:t>
+      </w:r>
+      <w:r>
+        <w:rPr>
+          <w:rFonts w:ascii="Arial" w:hAnsi="Arial" w:eastAsia="Arial" w:cs="Arial"/>
+          <w:b/>
+          <w:i w:val="0"/>
+          <w:color w:val="000000"/>
+          <w:sz w:val="18"/>
+          <w:highlight w:val="lightGray"/>
+        </w:rPr>
+        <w:t>S</w:t>
+      </w:r>
+      <w:r>
+        <w:rPr>
+          <w:rFonts w:ascii="Arial" w:hAnsi="Arial" w:eastAsia="Arial" w:cs="Arial"/>
+          <w:b/>
+          <w:i w:val="0"/>
+          <w:color w:val="000000"/>
+          <w:sz w:val="18"/>
+          <w:highlight w:val="lightGray"/>
+        </w:rPr>
+        <w:t>c</w:t>
+      </w:r>
+      <w:r>
+        <w:rPr>
+          <w:rFonts w:ascii="Arial" w:hAnsi="Arial" w:eastAsia="Arial" w:cs="Arial"/>
+          <w:b/>
+          <w:i w:val="0"/>
+          <w:color w:val="000000"/>
+          <w:sz w:val="18"/>
+          <w:highlight w:val="lightGray"/>
+        </w:rPr>
+        <w:t>r</w:t>
+      </w:r>
+      <w:r>
+        <w:rPr>
+          <w:rFonts w:ascii="Arial" w:hAnsi="Arial" w:eastAsia="Arial" w:cs="Arial"/>
+          <w:b/>
+          <w:i w:val="0"/>
+          <w:color w:val="000000"/>
+          <w:sz w:val="18"/>
+          <w:highlight w:val="lightGray"/>
+        </w:rPr>
+        <w:t>e</w:t>
+      </w:r>
+      <w:r>
+        <w:rPr>
+          <w:rFonts w:ascii="Arial" w:hAnsi="Arial" w:eastAsia="Arial" w:cs="Arial"/>
+          <w:b/>
+          <w:i w:val="0"/>
+          <w:color w:val="000000"/>
+          <w:sz w:val="18"/>
+          <w:highlight w:val="lightGray"/>
+        </w:rPr>
+        <w:t>e</w:t>
+      </w:r>
+      <w:r>
+        <w:rPr>
+          <w:rFonts w:ascii="Arial" w:hAnsi="Arial" w:eastAsia="Arial" w:cs="Arial"/>
+          <w:b/>
+          <w:i w:val="0"/>
+          <w:color w:val="000000"/>
+          <w:sz w:val="18"/>
+          <w:highlight w:val="lightGray"/>
+        </w:rPr>
+        <w:t>n</w:t>
+      </w:r>
+      <w:r>
+        <w:rPr>
+          <w:rFonts w:ascii="Arial" w:hAnsi="Arial" w:eastAsia="Arial" w:cs="Arial"/>
+          <w:b/>
+          <w:i w:val="0"/>
+          <w:color w:val="000000"/>
+          <w:sz w:val="18"/>
+          <w:highlight w:val="lightGray"/>
+        </w:rPr>
+        <w:t>S</w:t>
+      </w:r>
+      <w:r>
+        <w:rPr>
+          <w:rFonts w:ascii="Arial" w:hAnsi="Arial" w:eastAsia="Arial" w:cs="Arial"/>
+          <w:b/>
+          <w:i w:val="0"/>
+          <w:color w:val="000000"/>
+          <w:sz w:val="18"/>
+          <w:highlight w:val="lightGray"/>
+        </w:rPr>
+        <w:t>h</w:t>
+      </w:r>
+      <w:r>
+        <w:rPr>
+          <w:rFonts w:ascii="Arial" w:hAnsi="Arial" w:eastAsia="Arial" w:cs="Arial"/>
+          <w:b/>
+          <w:i w:val="0"/>
+          <w:color w:val="000000"/>
+          <w:sz w:val="18"/>
+          <w:highlight w:val="lightGray"/>
+        </w:rPr>
+        <w:t>o</w:t>
+      </w:r>
+      <w:r>
+        <w:rPr>
+          <w:rFonts w:ascii="Arial" w:hAnsi="Arial" w:eastAsia="Arial" w:cs="Arial"/>
+          <w:b/>
+          <w:i w:val="0"/>
+          <w:color w:val="000000"/>
+          <w:sz w:val="18"/>
+          <w:highlight w:val="lightGray"/>
+        </w:rPr>
+        <w:t>t</w:t>
       </w:r>
       <w:r>
         <w:rPr>
@@ -29724,7 +30741,7 @@
       </w:r>
       <w:r>
         <w:rPr>
-          <w:rFonts w:ascii="Arial" w:eastAsia="Arial" w:hAnsi="Arial" w:cs="Arial"/>
+          <w:rFonts w:ascii="Arial" w:hAnsi="Arial"/>
           <w:b/>
           <w:color w:val="000000"/>
           <w:sz w:val="18"/>
@@ -29734,7 +30751,7 @@
       </w:r>
       <w:r>
         <w:rPr>
-          <w:rFonts w:ascii="Arial" w:eastAsia="Arial" w:hAnsi="Arial" w:cs="Arial"/>
+          <w:rFonts w:ascii="Arial" w:hAnsi="Arial"/>
           <w:color w:val="000000"/>
           <w:sz w:val="18"/>
           <w:highlight w:val="lightGray"/>
@@ -30063,186 +31080,252 @@
       </w:pPr>
       <w:r>
         <w:rPr>
-          <w:rFonts w:ascii="Arial" w:eastAsia="Arial" w:hAnsi="Arial" w:cs="Arial"/>
-          <w:b/>
-          <w:bCs/>
-          <w:sz w:val="18"/>
-          <w:szCs w:val="18"/>
-          <w:highlight w:val="lightGray"/>
-        </w:rPr>
-        <w:lastRenderedPageBreak/>
-        <w:t># Source: ScreenShots</w:t>
-      </w:r>
-      <w:r>
-        <w:rPr>
-          <w:rFonts w:ascii="Arial" w:eastAsia="Arial" w:hAnsi="Arial" w:cs="Arial"/>
-          <w:sz w:val="18"/>
-          <w:szCs w:val="18"/>
-          <w:highlight w:val="lightGray"/>
-        </w:rPr>
-        <w:t xml:space="preserve"> </w:t>
-      </w:r>
-      <w:r>
-        <w:rPr>
-          <w:rFonts w:ascii="Arial" w:eastAsia="Arial" w:hAnsi="Arial" w:cs="Arial"/>
-          <w:b/>
-          <w:bCs/>
-          <w:sz w:val="18"/>
-          <w:szCs w:val="18"/>
+          <w:rFonts w:ascii="Arial" w:hAnsi="Arial"/>
+          <w:b/>
+          <w:sz w:val="18"/>
+          <w:highlight w:val="lightGray"/>
+        </w:rPr>
+        <w:t xml:space="preserve"># Source: </w:t>
+      </w:r>
+      <w:r>
+        <w:rPr>
+          <w:rFonts w:ascii="Arial" w:hAnsi="Arial" w:eastAsia="Arial" w:cs="Arial"/>
+          <w:b/>
+          <w:i w:val="0"/>
+          <w:color w:val="000000"/>
+          <w:sz w:val="18"/>
+          <w:highlight w:val="lightGray"/>
+        </w:rPr>
+        <w:t>S</w:t>
+      </w:r>
+      <w:r>
+        <w:rPr>
+          <w:rFonts w:ascii="Arial" w:hAnsi="Arial" w:eastAsia="Arial" w:cs="Arial"/>
+          <w:b/>
+          <w:i w:val="0"/>
+          <w:color w:val="000000"/>
+          <w:sz w:val="18"/>
+          <w:highlight w:val="lightGray"/>
+        </w:rPr>
+        <w:t>c</w:t>
+      </w:r>
+      <w:r>
+        <w:rPr>
+          <w:rFonts w:ascii="Arial" w:hAnsi="Arial" w:eastAsia="Arial" w:cs="Arial"/>
+          <w:b/>
+          <w:i w:val="0"/>
+          <w:color w:val="000000"/>
+          <w:sz w:val="18"/>
+          <w:highlight w:val="lightGray"/>
+        </w:rPr>
+        <w:t>r</w:t>
+      </w:r>
+      <w:r>
+        <w:rPr>
+          <w:rFonts w:ascii="Arial" w:hAnsi="Arial" w:eastAsia="Arial" w:cs="Arial"/>
+          <w:b/>
+          <w:i w:val="0"/>
+          <w:color w:val="000000"/>
+          <w:sz w:val="18"/>
+          <w:highlight w:val="lightGray"/>
+        </w:rPr>
+        <w:t>e</w:t>
+      </w:r>
+      <w:r>
+        <w:rPr>
+          <w:rFonts w:ascii="Arial" w:hAnsi="Arial" w:eastAsia="Arial" w:cs="Arial"/>
+          <w:b/>
+          <w:i w:val="0"/>
+          <w:color w:val="000000"/>
+          <w:sz w:val="18"/>
+          <w:highlight w:val="lightGray"/>
+        </w:rPr>
+        <w:t>e</w:t>
+      </w:r>
+      <w:r>
+        <w:rPr>
+          <w:rFonts w:ascii="Arial" w:hAnsi="Arial" w:eastAsia="Arial" w:cs="Arial"/>
+          <w:b/>
+          <w:i w:val="0"/>
+          <w:color w:val="000000"/>
+          <w:sz w:val="18"/>
+          <w:highlight w:val="lightGray"/>
+        </w:rPr>
+        <w:t>n</w:t>
+      </w:r>
+      <w:r>
+        <w:rPr>
+          <w:rFonts w:ascii="Arial" w:hAnsi="Arial" w:eastAsia="Arial" w:cs="Arial"/>
+          <w:b/>
+          <w:i w:val="0"/>
+          <w:color w:val="000000"/>
+          <w:sz w:val="18"/>
+          <w:highlight w:val="lightGray"/>
+        </w:rPr>
+        <w:t>S</w:t>
+      </w:r>
+      <w:r>
+        <w:rPr>
+          <w:rFonts w:ascii="Arial" w:hAnsi="Arial" w:eastAsia="Arial" w:cs="Arial"/>
+          <w:b/>
+          <w:i w:val="0"/>
+          <w:color w:val="000000"/>
+          <w:sz w:val="18"/>
+          <w:highlight w:val="lightGray"/>
+        </w:rPr>
+        <w:t>h</w:t>
+      </w:r>
+      <w:r>
+        <w:rPr>
+          <w:rFonts w:ascii="Arial" w:hAnsi="Arial" w:eastAsia="Arial" w:cs="Arial"/>
+          <w:b/>
+          <w:i w:val="0"/>
+          <w:color w:val="000000"/>
+          <w:sz w:val="18"/>
+          <w:highlight w:val="lightGray"/>
+        </w:rPr>
+        <w:t>o</w:t>
+      </w:r>
+      <w:r>
+        <w:rPr>
+          <w:rFonts w:ascii="Arial" w:hAnsi="Arial" w:eastAsia="Arial" w:cs="Arial"/>
+          <w:b/>
+          <w:i w:val="0"/>
+          <w:color w:val="000000"/>
+          <w:sz w:val="18"/>
+          <w:highlight w:val="lightGray"/>
+        </w:rPr>
+        <w:t>t</w:t>
+      </w:r>
+      <w:r>
+        <w:rPr>
+          <w:rFonts w:ascii="Arial" w:hAnsi="Arial"/>
+          <w:sz w:val="18"/>
+          <w:highlight w:val="lightGray"/>
+        </w:rPr>
+        <w:t xml:space="preserve"> </w:t>
+      </w:r>
+      <w:r>
+        <w:rPr>
+          <w:rFonts w:ascii="Arial" w:hAnsi="Arial"/>
+          <w:b/>
+          <w:sz w:val="18"/>
           <w:highlight w:val="lightGray"/>
         </w:rPr>
         <w:t>Source</w:t>
       </w:r>
       <w:r>
         <w:rPr>
-          <w:rFonts w:ascii="Arial" w:eastAsia="Arial" w:hAnsi="Arial" w:cs="Arial"/>
-          <w:sz w:val="18"/>
-          <w:szCs w:val="18"/>
+          <w:rFonts w:ascii="Arial" w:hAnsi="Arial"/>
+          <w:sz w:val="18"/>
           <w:highlight w:val="lightGray"/>
         </w:rPr>
         <w:t xml:space="preserve">: </w:t>
       </w:r>
       <w:r>
         <w:rPr>
-          <w:rFonts w:ascii="Arial" w:eastAsia="Arial" w:hAnsi="Arial" w:cs="Arial"/>
-          <w:b/>
-          <w:bCs/>
-          <w:sz w:val="18"/>
-          <w:szCs w:val="18"/>
+          <w:rFonts w:ascii="Arial" w:hAnsi="Arial"/>
+          <w:b/>
+          <w:sz w:val="18"/>
           <w:highlight w:val="lightGray"/>
         </w:rPr>
         <w:t>Provided by:</w:t>
       </w:r>
       <w:r>
         <w:rPr>
-          <w:rFonts w:ascii="Arial" w:eastAsia="Arial" w:hAnsi="Arial" w:cs="Arial"/>
-          <w:sz w:val="18"/>
-          <w:szCs w:val="18"/>
+          <w:rFonts w:ascii="Arial" w:hAnsi="Arial"/>
+          <w:sz w:val="18"/>
           <w:highlight w:val="lightGray"/>
         </w:rPr>
         <w:t xml:space="preserve"> [Persons Table -&gt; ID Column: 1, Name_En Column: Motasem Essam] -&gt; </w:t>
       </w:r>
       <w:r>
         <w:rPr>
-          <w:rFonts w:ascii="Arial" w:eastAsia="Arial" w:hAnsi="Arial" w:cs="Arial"/>
-          <w:b/>
-          <w:bCs/>
-          <w:sz w:val="18"/>
-          <w:szCs w:val="18"/>
+          <w:rFonts w:ascii="Arial" w:hAnsi="Arial"/>
+          <w:b/>
+          <w:sz w:val="18"/>
           <w:highlight w:val="lightGray"/>
         </w:rPr>
         <w:t>Tool:</w:t>
       </w:r>
       <w:r>
         <w:rPr>
-          <w:rFonts w:ascii="Arial" w:eastAsia="Arial" w:hAnsi="Arial" w:cs="Arial"/>
-          <w:sz w:val="18"/>
-          <w:szCs w:val="18"/>
+          <w:rFonts w:ascii="Arial" w:hAnsi="Arial"/>
+          <w:sz w:val="18"/>
           <w:highlight w:val="lightGray"/>
         </w:rPr>
         <w:t xml:space="preserve"> [Lightshot Program] -&gt; </w:t>
       </w:r>
       <w:r>
         <w:rPr>
-          <w:rFonts w:ascii="Arial" w:eastAsia="Arial" w:hAnsi="Arial" w:cs="Arial"/>
-          <w:b/>
-          <w:bCs/>
-          <w:sz w:val="18"/>
-          <w:szCs w:val="18"/>
+          <w:rFonts w:ascii="Arial" w:hAnsi="Arial"/>
+          <w:b/>
+          <w:sz w:val="18"/>
           <w:highlight w:val="lightGray"/>
         </w:rPr>
         <w:t xml:space="preserve">From </w:t>
       </w:r>
       <w:r>
         <w:rPr>
-          <w:rFonts w:ascii="Arial" w:eastAsia="Arial" w:hAnsi="Arial" w:cs="Arial"/>
-          <w:sz w:val="18"/>
-          <w:szCs w:val="18"/>
+          <w:rFonts w:ascii="Arial" w:hAnsi="Arial"/>
+          <w:sz w:val="18"/>
           <w:highlight w:val="lightGray"/>
         </w:rPr>
         <w:t xml:space="preserve">[Site: https://github.com] </w:t>
       </w:r>
       <w:r>
         <w:rPr>
-          <w:rFonts w:ascii="Arial" w:eastAsia="Arial" w:hAnsi="Arial" w:cs="Arial"/>
-          <w:b/>
-          <w:bCs/>
-          <w:sz w:val="18"/>
-          <w:szCs w:val="18"/>
+          <w:rFonts w:ascii="Arial" w:hAnsi="Arial"/>
+          <w:b/>
+          <w:sz w:val="18"/>
           <w:highlight w:val="lightGray"/>
         </w:rPr>
         <w:t>on</w:t>
       </w:r>
       <w:r>
         <w:rPr>
-          <w:rFonts w:ascii="Arial" w:eastAsia="Arial" w:hAnsi="Arial" w:cs="Arial"/>
-          <w:sz w:val="18"/>
-          <w:szCs w:val="18"/>
+          <w:rFonts w:ascii="Arial" w:hAnsi="Arial"/>
+          <w:sz w:val="18"/>
           <w:highlight w:val="lightGray"/>
         </w:rPr>
         <w:t xml:space="preserve"> [</w:t>
       </w:r>
       <w:r>
         <w:rPr>
-          <w:rFonts w:ascii="Arial" w:eastAsia="Arial" w:hAnsi="Arial" w:cs="Arial"/>
-          <w:bCs/>
-          <w:kern w:val="0"/>
-          <w:sz w:val="18"/>
-          <w:szCs w:val="14"/>
-          <w:highlight w:val="lightGray"/>
-          <w:shd w:val="clear" w:color="auto" w:fill="B7B7B7"/>
-          <w:lang w:val="en"/>
-          <w14:ligatures w14:val="none"/>
+          <w:rFonts w:ascii="Arial" w:hAnsi="Arial"/>
+          <w:sz w:val="18"/>
+          <w:highlight w:val="lightGray"/>
         </w:rPr>
         <w:t>3</w:t>
       </w:r>
       <w:r>
         <w:rPr>
-          <w:rFonts w:ascii="Arial" w:eastAsia="Arial" w:hAnsi="Arial" w:cs="Arial"/>
-          <w:bCs/>
-          <w:kern w:val="0"/>
-          <w:sz w:val="18"/>
-          <w:szCs w:val="14"/>
-          <w:highlight w:val="lightGray"/>
-          <w:shd w:val="clear" w:color="auto" w:fill="B7B7B7"/>
-          <w:lang w:val="en"/>
-          <w14:ligatures w14:val="none"/>
+          <w:rFonts w:ascii="Arial" w:hAnsi="Arial"/>
+          <w:sz w:val="18"/>
+          <w:highlight w:val="lightGray"/>
         </w:rPr>
         <w:t>/</w:t>
       </w:r>
       <w:r>
         <w:rPr>
-          <w:rFonts w:ascii="Arial" w:eastAsia="Arial" w:hAnsi="Arial" w:cs="Arial"/>
-          <w:bCs/>
-          <w:kern w:val="0"/>
-          <w:sz w:val="18"/>
-          <w:szCs w:val="14"/>
-          <w:highlight w:val="lightGray"/>
-          <w:shd w:val="clear" w:color="auto" w:fill="B7B7B7"/>
-          <w:lang w:val="en"/>
-          <w14:ligatures w14:val="none"/>
+          <w:rFonts w:ascii="Arial" w:hAnsi="Arial"/>
+          <w:sz w:val="18"/>
+          <w:highlight w:val="lightGray"/>
         </w:rPr>
         <w:t>6</w:t>
       </w:r>
       <w:r>
         <w:rPr>
-          <w:rFonts w:ascii="Arial" w:eastAsia="Arial" w:hAnsi="Arial" w:cs="Arial"/>
-          <w:bCs/>
-          <w:kern w:val="0"/>
-          <w:sz w:val="18"/>
-          <w:szCs w:val="14"/>
-          <w:highlight w:val="lightGray"/>
-          <w:shd w:val="clear" w:color="auto" w:fill="B7B7B7"/>
-          <w:lang w:val="en"/>
-          <w14:ligatures w14:val="none"/>
+          <w:rFonts w:ascii="Arial" w:hAnsi="Arial"/>
+          <w:sz w:val="18"/>
+          <w:highlight w:val="lightGray"/>
         </w:rPr>
         <w:t>/2026</w:t>
       </w:r>
       <w:r>
         <w:rPr>
-          <w:rFonts w:ascii="Arial" w:eastAsia="Arial" w:hAnsi="Arial" w:cs="Arial"/>
-          <w:sz w:val="18"/>
-          <w:szCs w:val="18"/>
+          <w:rFonts w:ascii="Arial" w:hAnsi="Arial"/>
+          <w:sz w:val="18"/>
           <w:highlight w:val="lightGray"/>
         </w:rPr>
         <w:t>]</w:t>
@@ -30343,7 +31426,117 @@
           <w:sz w:val="18"/>
           <w:highlight w:val="lightGray"/>
         </w:rPr>
-        <w:t># Source: ScreenShots</w:t>
+        <w:t xml:space="preserve"># Source: </w:t>
+      </w:r>
+      <w:r>
+        <w:rPr>
+          <w:rFonts w:ascii="Arial" w:hAnsi="Arial" w:eastAsia="Arial" w:cs="Arial"/>
+          <w:b/>
+          <w:i w:val="0"/>
+          <w:color w:val="000000"/>
+          <w:sz w:val="18"/>
+          <w:highlight w:val="lightGray"/>
+        </w:rPr>
+        <w:t>S</w:t>
+      </w:r>
+      <w:r>
+        <w:rPr>
+          <w:rFonts w:ascii="Arial" w:hAnsi="Arial" w:eastAsia="Arial" w:cs="Arial"/>
+          <w:b/>
+          <w:i w:val="0"/>
+          <w:color w:val="000000"/>
+          <w:sz w:val="18"/>
+          <w:highlight w:val="lightGray"/>
+        </w:rPr>
+        <w:t>c</w:t>
+      </w:r>
+      <w:r>
+        <w:rPr>
+          <w:rFonts w:ascii="Arial" w:hAnsi="Arial" w:eastAsia="Arial" w:cs="Arial"/>
+          <w:b/>
+          <w:i w:val="0"/>
+          <w:color w:val="000000"/>
+          <w:sz w:val="18"/>
+          <w:highlight w:val="lightGray"/>
+        </w:rPr>
+        <w:t>r</w:t>
+      </w:r>
+      <w:r>
+        <w:rPr>
+          <w:rFonts w:ascii="Arial" w:hAnsi="Arial" w:eastAsia="Arial" w:cs="Arial"/>
+          <w:b/>
+          <w:i w:val="0"/>
+          <w:color w:val="000000"/>
+          <w:sz w:val="18"/>
+          <w:highlight w:val="lightGray"/>
+        </w:rPr>
+        <w:t>e</w:t>
+      </w:r>
+      <w:r>
+        <w:rPr>
+          <w:rFonts w:ascii="Arial" w:hAnsi="Arial" w:eastAsia="Arial" w:cs="Arial"/>
+          <w:b/>
+          <w:i w:val="0"/>
+          <w:color w:val="000000"/>
+          <w:sz w:val="18"/>
+          <w:highlight w:val="lightGray"/>
+        </w:rPr>
+        <w:t>e</w:t>
+      </w:r>
+      <w:r>
+        <w:rPr>
+          <w:rFonts w:ascii="Arial" w:hAnsi="Arial" w:eastAsia="Arial" w:cs="Arial"/>
+          <w:b/>
+          <w:i w:val="0"/>
+          <w:color w:val="000000"/>
+          <w:sz w:val="18"/>
+          <w:highlight w:val="lightGray"/>
+        </w:rPr>
+        <w:t>n</w:t>
+      </w:r>
+      <w:r>
+        <w:rPr>
+          <w:rFonts w:ascii="Arial" w:hAnsi="Arial" w:eastAsia="Arial" w:cs="Arial"/>
+          <w:b/>
+          <w:i w:val="0"/>
+          <w:color w:val="000000"/>
+          <w:sz w:val="18"/>
+          <w:highlight w:val="lightGray"/>
+        </w:rPr>
+        <w:t>S</w:t>
+      </w:r>
+      <w:r>
+        <w:rPr>
+          <w:rFonts w:ascii="Arial" w:hAnsi="Arial" w:eastAsia="Arial" w:cs="Arial"/>
+          <w:b/>
+          <w:i w:val="0"/>
+          <w:color w:val="000000"/>
+          <w:sz w:val="18"/>
+          <w:highlight w:val="lightGray"/>
+        </w:rPr>
+        <w:t>h</w:t>
+      </w:r>
+      <w:r>
+        <w:rPr>
+          <w:rFonts w:ascii="Arial" w:hAnsi="Arial" w:eastAsia="Arial" w:cs="Arial"/>
+          <w:b/>
+          <w:i w:val="0"/>
+          <w:color w:val="000000"/>
+          <w:sz w:val="18"/>
+          <w:highlight w:val="lightGray"/>
+        </w:rPr>
+        <w:t>o</w:t>
+      </w:r>
+      <w:r>
+        <w:rPr>
+          <w:rFonts w:ascii="Arial" w:hAnsi="Arial" w:eastAsia="Arial" w:cs="Arial"/>
+          <w:b/>
+          <w:i w:val="0"/>
+          <w:color w:val="000000"/>
+          <w:sz w:val="18"/>
+          <w:highlight w:val="lightGray"/>
+        </w:rPr>
+        <w:t>t</w:t>
       </w:r>
       <w:r>
         <w:rPr>
@@ -30406,7 +31599,7 @@
       </w:r>
       <w:r>
         <w:rPr>
-          <w:rFonts w:ascii="Arial" w:eastAsia="Arial" w:hAnsi="Arial" w:cs="Arial"/>
+          <w:rFonts w:ascii="Arial" w:hAnsi="Arial"/>
           <w:b/>
           <w:color w:val="000000"/>
           <w:sz w:val="18"/>
@@ -30416,7 +31609,7 @@
       </w:r>
       <w:r>
         <w:rPr>
-          <w:rFonts w:ascii="Arial" w:eastAsia="Arial" w:hAnsi="Arial" w:cs="Arial"/>
+          <w:rFonts w:ascii="Arial" w:hAnsi="Arial"/>
           <w:color w:val="000000"/>
           <w:sz w:val="18"/>
           <w:highlight w:val="lightGray"/>
@@ -50424,7 +51617,117 @@
           <w:sz w:val="18"/>
           <w:highlight w:val="lightGray"/>
         </w:rPr>
-        <w:t># Source: ScreenShots</w:t>
+        <w:t xml:space="preserve"># Source: </w:t>
+      </w:r>
+      <w:r>
+        <w:rPr>
+          <w:rFonts w:ascii="Arial" w:hAnsi="Arial" w:eastAsia="Arial" w:cs="Arial"/>
+          <w:b/>
+          <w:i w:val="0"/>
+          <w:color w:val="000000"/>
+          <w:sz w:val="18"/>
+          <w:highlight w:val="lightGray"/>
+        </w:rPr>
+        <w:t>S</w:t>
+      </w:r>
+      <w:r>
+        <w:rPr>
+          <w:rFonts w:ascii="Arial" w:hAnsi="Arial" w:eastAsia="Arial" w:cs="Arial"/>
+          <w:b/>
+          <w:i w:val="0"/>
+          <w:color w:val="000000"/>
+          <w:sz w:val="18"/>
+          <w:highlight w:val="lightGray"/>
+        </w:rPr>
+        <w:t>c</w:t>
+      </w:r>
+      <w:r>
+        <w:rPr>
+          <w:rFonts w:ascii="Arial" w:hAnsi="Arial" w:eastAsia="Arial" w:cs="Arial"/>
+          <w:b/>
+          <w:i w:val="0"/>
+          <w:color w:val="000000"/>
+          <w:sz w:val="18"/>
+          <w:highlight w:val="lightGray"/>
+        </w:rPr>
+        <w:t>r</w:t>
+      </w:r>
+      <w:r>
+        <w:rPr>
+          <w:rFonts w:ascii="Arial" w:hAnsi="Arial" w:eastAsia="Arial" w:cs="Arial"/>
+          <w:b/>
+          <w:i w:val="0"/>
+          <w:color w:val="000000"/>
+          <w:sz w:val="18"/>
+          <w:highlight w:val="lightGray"/>
+        </w:rPr>
+        <w:t>e</w:t>
+      </w:r>
+      <w:r>
+        <w:rPr>
+          <w:rFonts w:ascii="Arial" w:hAnsi="Arial" w:eastAsia="Arial" w:cs="Arial"/>
+          <w:b/>
+          <w:i w:val="0"/>
+          <w:color w:val="000000"/>
+          <w:sz w:val="18"/>
+          <w:highlight w:val="lightGray"/>
+        </w:rPr>
+        <w:t>e</w:t>
+      </w:r>
+      <w:r>
+        <w:rPr>
+          <w:rFonts w:ascii="Arial" w:hAnsi="Arial" w:eastAsia="Arial" w:cs="Arial"/>
+          <w:b/>
+          <w:i w:val="0"/>
+          <w:color w:val="000000"/>
+          <w:sz w:val="18"/>
+          <w:highlight w:val="lightGray"/>
+        </w:rPr>
+        <w:t>n</w:t>
+      </w:r>
+      <w:r>
+        <w:rPr>
+          <w:rFonts w:ascii="Arial" w:hAnsi="Arial" w:eastAsia="Arial" w:cs="Arial"/>
+          <w:b/>
+          <w:i w:val="0"/>
+          <w:color w:val="000000"/>
+          <w:sz w:val="18"/>
+          <w:highlight w:val="lightGray"/>
+        </w:rPr>
+        <w:t>S</w:t>
+      </w:r>
+      <w:r>
+        <w:rPr>
+          <w:rFonts w:ascii="Arial" w:hAnsi="Arial" w:eastAsia="Arial" w:cs="Arial"/>
+          <w:b/>
+          <w:i w:val="0"/>
+          <w:color w:val="000000"/>
+          <w:sz w:val="18"/>
+          <w:highlight w:val="lightGray"/>
+        </w:rPr>
+        <w:t>h</w:t>
+      </w:r>
+      <w:r>
+        <w:rPr>
+          <w:rFonts w:ascii="Arial" w:hAnsi="Arial" w:eastAsia="Arial" w:cs="Arial"/>
+          <w:b/>
+          <w:i w:val="0"/>
+          <w:color w:val="000000"/>
+          <w:sz w:val="18"/>
+          <w:highlight w:val="lightGray"/>
+        </w:rPr>
+        <w:t>o</w:t>
+      </w:r>
+      <w:r>
+        <w:rPr>
+          <w:rFonts w:ascii="Arial" w:hAnsi="Arial" w:eastAsia="Arial" w:cs="Arial"/>
+          <w:b/>
+          <w:i w:val="0"/>
+          <w:color w:val="000000"/>
+          <w:sz w:val="18"/>
+          <w:highlight w:val="lightGray"/>
+        </w:rPr>
+        <w:t>t</w:t>
       </w:r>
       <w:r>
         <w:rPr>
@@ -50487,7 +51790,7 @@
       </w:r>
       <w:r>
         <w:rPr>
-          <w:rFonts w:ascii="Arial" w:eastAsia="Arial" w:hAnsi="Arial" w:cs="Arial"/>
+          <w:rFonts w:ascii="Arial" w:hAnsi="Arial"/>
           <w:b/>
           <w:color w:val="000000"/>
           <w:sz w:val="18"/>
@@ -50497,7 +51800,7 @@
       </w:r>
       <w:r>
         <w:rPr>
-          <w:rFonts w:ascii="Arial" w:eastAsia="Arial" w:hAnsi="Arial" w:cs="Arial"/>
+          <w:rFonts w:ascii="Arial" w:hAnsi="Arial"/>
           <w:color w:val="000000"/>
           <w:sz w:val="18"/>
           <w:highlight w:val="lightGray"/>
@@ -50740,7 +52043,117 @@
           <w:sz w:val="18"/>
           <w:highlight w:val="lightGray"/>
         </w:rPr>
-        <w:t># Source: ScreenShots</w:t>
+        <w:t xml:space="preserve"># Source: </w:t>
+      </w:r>
+      <w:r>
+        <w:rPr>
+          <w:rFonts w:ascii="Arial" w:hAnsi="Arial" w:eastAsia="Arial" w:cs="Arial"/>
+          <w:b/>
+          <w:i w:val="0"/>
+          <w:color w:val="000000"/>
+          <w:sz w:val="18"/>
+          <w:highlight w:val="lightGray"/>
+        </w:rPr>
+        <w:t>S</w:t>
+      </w:r>
+      <w:r>
+        <w:rPr>
+          <w:rFonts w:ascii="Arial" w:hAnsi="Arial" w:eastAsia="Arial" w:cs="Arial"/>
+          <w:b/>
+          <w:i w:val="0"/>
+          <w:color w:val="000000"/>
+          <w:sz w:val="18"/>
+          <w:highlight w:val="lightGray"/>
+        </w:rPr>
+        <w:t>c</w:t>
+      </w:r>
+      <w:r>
+        <w:rPr>
+          <w:rFonts w:ascii="Arial" w:hAnsi="Arial" w:eastAsia="Arial" w:cs="Arial"/>
+          <w:b/>
+          <w:i w:val="0"/>
+          <w:color w:val="000000"/>
+          <w:sz w:val="18"/>
+          <w:highlight w:val="lightGray"/>
+        </w:rPr>
+        <w:t>r</w:t>
+      </w:r>
+      <w:r>
+        <w:rPr>
+          <w:rFonts w:ascii="Arial" w:hAnsi="Arial" w:eastAsia="Arial" w:cs="Arial"/>
+          <w:b/>
+          <w:i w:val="0"/>
+          <w:color w:val="000000"/>
+          <w:sz w:val="18"/>
+          <w:highlight w:val="lightGray"/>
+        </w:rPr>
+        <w:t>e</w:t>
+      </w:r>
+      <w:r>
+        <w:rPr>
+          <w:rFonts w:ascii="Arial" w:hAnsi="Arial" w:eastAsia="Arial" w:cs="Arial"/>
+          <w:b/>
+          <w:i w:val="0"/>
+          <w:color w:val="000000"/>
+          <w:sz w:val="18"/>
+          <w:highlight w:val="lightGray"/>
+        </w:rPr>
+        <w:t>e</w:t>
+      </w:r>
+      <w:r>
+        <w:rPr>
+          <w:rFonts w:ascii="Arial" w:hAnsi="Arial" w:eastAsia="Arial" w:cs="Arial"/>
+          <w:b/>
+          <w:i w:val="0"/>
+          <w:color w:val="000000"/>
+          <w:sz w:val="18"/>
+          <w:highlight w:val="lightGray"/>
+        </w:rPr>
+        <w:t>n</w:t>
+      </w:r>
+      <w:r>
+        <w:rPr>
+          <w:rFonts w:ascii="Arial" w:hAnsi="Arial" w:eastAsia="Arial" w:cs="Arial"/>
+          <w:b/>
+          <w:i w:val="0"/>
+          <w:color w:val="000000"/>
+          <w:sz w:val="18"/>
+          <w:highlight w:val="lightGray"/>
+        </w:rPr>
+        <w:t>S</w:t>
+      </w:r>
+      <w:r>
+        <w:rPr>
+          <w:rFonts w:ascii="Arial" w:hAnsi="Arial" w:eastAsia="Arial" w:cs="Arial"/>
+          <w:b/>
+          <w:i w:val="0"/>
+          <w:color w:val="000000"/>
+          <w:sz w:val="18"/>
+          <w:highlight w:val="lightGray"/>
+        </w:rPr>
+        <w:t>h</w:t>
+      </w:r>
+      <w:r>
+        <w:rPr>
+          <w:rFonts w:ascii="Arial" w:hAnsi="Arial" w:eastAsia="Arial" w:cs="Arial"/>
+          <w:b/>
+          <w:i w:val="0"/>
+          <w:color w:val="000000"/>
+          <w:sz w:val="18"/>
+          <w:highlight w:val="lightGray"/>
+        </w:rPr>
+        <w:t>o</w:t>
+      </w:r>
+      <w:r>
+        <w:rPr>
+          <w:rFonts w:ascii="Arial" w:hAnsi="Arial" w:eastAsia="Arial" w:cs="Arial"/>
+          <w:b/>
+          <w:i w:val="0"/>
+          <w:color w:val="000000"/>
+          <w:sz w:val="18"/>
+          <w:highlight w:val="lightGray"/>
+        </w:rPr>
+        <w:t>t</w:t>
       </w:r>
       <w:r>
         <w:rPr>
@@ -50803,7 +52216,7 @@
       </w:r>
       <w:r>
         <w:rPr>
-          <w:rFonts w:ascii="Arial" w:eastAsia="Arial" w:hAnsi="Arial" w:cs="Arial"/>
+          <w:rFonts w:ascii="Arial" w:hAnsi="Arial"/>
           <w:b/>
           <w:color w:val="000000"/>
           <w:sz w:val="18"/>
@@ -50813,7 +52226,7 @@
       </w:r>
       <w:r>
         <w:rPr>
-          <w:rFonts w:ascii="Arial" w:eastAsia="Arial" w:hAnsi="Arial" w:cs="Arial"/>
+          <w:rFonts w:ascii="Arial" w:hAnsi="Arial"/>
           <w:color w:val="000000"/>
           <w:sz w:val="18"/>
           <w:highlight w:val="lightGray"/>
@@ -51329,186 +52742,252 @@
       </w:pPr>
       <w:r>
         <w:rPr>
-          <w:rFonts w:ascii="Arial" w:eastAsia="Arial" w:hAnsi="Arial" w:cs="Arial"/>
-          <w:b/>
-          <w:bCs/>
-          <w:sz w:val="18"/>
-          <w:szCs w:val="18"/>
-          <w:highlight w:val="lightGray"/>
-        </w:rPr>
-        <w:lastRenderedPageBreak/>
-        <w:t># Source: ScreenShots</w:t>
-      </w:r>
-      <w:r>
-        <w:rPr>
-          <w:rFonts w:ascii="Arial" w:eastAsia="Arial" w:hAnsi="Arial" w:cs="Arial"/>
-          <w:sz w:val="18"/>
-          <w:szCs w:val="18"/>
-          <w:highlight w:val="lightGray"/>
-        </w:rPr>
-        <w:t xml:space="preserve"> </w:t>
-      </w:r>
-      <w:r>
-        <w:rPr>
-          <w:rFonts w:ascii="Arial" w:eastAsia="Arial" w:hAnsi="Arial" w:cs="Arial"/>
-          <w:b/>
-          <w:bCs/>
-          <w:sz w:val="18"/>
-          <w:szCs w:val="18"/>
+          <w:rFonts w:ascii="Arial" w:hAnsi="Arial"/>
+          <w:b/>
+          <w:sz w:val="18"/>
+          <w:highlight w:val="lightGray"/>
+        </w:rPr>
+        <w:t xml:space="preserve"># Source: </w:t>
+      </w:r>
+      <w:r>
+        <w:rPr>
+          <w:rFonts w:ascii="Arial" w:hAnsi="Arial" w:eastAsia="Arial" w:cs="Arial"/>
+          <w:b/>
+          <w:i w:val="0"/>
+          <w:color w:val="000000"/>
+          <w:sz w:val="18"/>
+          <w:highlight w:val="lightGray"/>
+        </w:rPr>
+        <w:t>S</w:t>
+      </w:r>
+      <w:r>
+        <w:rPr>
+          <w:rFonts w:ascii="Arial" w:hAnsi="Arial" w:eastAsia="Arial" w:cs="Arial"/>
+          <w:b/>
+          <w:i w:val="0"/>
+          <w:color w:val="000000"/>
+          <w:sz w:val="18"/>
+          <w:highlight w:val="lightGray"/>
+        </w:rPr>
+        <w:t>c</w:t>
+      </w:r>
+      <w:r>
+        <w:rPr>
+          <w:rFonts w:ascii="Arial" w:hAnsi="Arial" w:eastAsia="Arial" w:cs="Arial"/>
+          <w:b/>
+          <w:i w:val="0"/>
+          <w:color w:val="000000"/>
+          <w:sz w:val="18"/>
+          <w:highlight w:val="lightGray"/>
+        </w:rPr>
+        <w:t>r</w:t>
+      </w:r>
+      <w:r>
+        <w:rPr>
+          <w:rFonts w:ascii="Arial" w:hAnsi="Arial" w:eastAsia="Arial" w:cs="Arial"/>
+          <w:b/>
+          <w:i w:val="0"/>
+          <w:color w:val="000000"/>
+          <w:sz w:val="18"/>
+          <w:highlight w:val="lightGray"/>
+        </w:rPr>
+        <w:t>e</w:t>
+      </w:r>
+      <w:r>
+        <w:rPr>
+          <w:rFonts w:ascii="Arial" w:hAnsi="Arial" w:eastAsia="Arial" w:cs="Arial"/>
+          <w:b/>
+          <w:i w:val="0"/>
+          <w:color w:val="000000"/>
+          <w:sz w:val="18"/>
+          <w:highlight w:val="lightGray"/>
+        </w:rPr>
+        <w:t>e</w:t>
+      </w:r>
+      <w:r>
+        <w:rPr>
+          <w:rFonts w:ascii="Arial" w:hAnsi="Arial" w:eastAsia="Arial" w:cs="Arial"/>
+          <w:b/>
+          <w:i w:val="0"/>
+          <w:color w:val="000000"/>
+          <w:sz w:val="18"/>
+          <w:highlight w:val="lightGray"/>
+        </w:rPr>
+        <w:t>n</w:t>
+      </w:r>
+      <w:r>
+        <w:rPr>
+          <w:rFonts w:ascii="Arial" w:hAnsi="Arial" w:eastAsia="Arial" w:cs="Arial"/>
+          <w:b/>
+          <w:i w:val="0"/>
+          <w:color w:val="000000"/>
+          <w:sz w:val="18"/>
+          <w:highlight w:val="lightGray"/>
+        </w:rPr>
+        <w:t>S</w:t>
+      </w:r>
+      <w:r>
+        <w:rPr>
+          <w:rFonts w:ascii="Arial" w:hAnsi="Arial" w:eastAsia="Arial" w:cs="Arial"/>
+          <w:b/>
+          <w:i w:val="0"/>
+          <w:color w:val="000000"/>
+          <w:sz w:val="18"/>
+          <w:highlight w:val="lightGray"/>
+        </w:rPr>
+        <w:t>h</w:t>
+      </w:r>
+      <w:r>
+        <w:rPr>
+          <w:rFonts w:ascii="Arial" w:hAnsi="Arial" w:eastAsia="Arial" w:cs="Arial"/>
+          <w:b/>
+          <w:i w:val="0"/>
+          <w:color w:val="000000"/>
+          <w:sz w:val="18"/>
+          <w:highlight w:val="lightGray"/>
+        </w:rPr>
+        <w:t>o</w:t>
+      </w:r>
+      <w:r>
+        <w:rPr>
+          <w:rFonts w:ascii="Arial" w:hAnsi="Arial" w:eastAsia="Arial" w:cs="Arial"/>
+          <w:b/>
+          <w:i w:val="0"/>
+          <w:color w:val="000000"/>
+          <w:sz w:val="18"/>
+          <w:highlight w:val="lightGray"/>
+        </w:rPr>
+        <w:t>t</w:t>
+      </w:r>
+      <w:r>
+        <w:rPr>
+          <w:rFonts w:ascii="Arial" w:hAnsi="Arial"/>
+          <w:sz w:val="18"/>
+          <w:highlight w:val="lightGray"/>
+        </w:rPr>
+        <w:t xml:space="preserve"> </w:t>
+      </w:r>
+      <w:r>
+        <w:rPr>
+          <w:rFonts w:ascii="Arial" w:hAnsi="Arial"/>
+          <w:b/>
+          <w:sz w:val="18"/>
           <w:highlight w:val="lightGray"/>
         </w:rPr>
         <w:t>Source</w:t>
       </w:r>
       <w:r>
         <w:rPr>
-          <w:rFonts w:ascii="Arial" w:eastAsia="Arial" w:hAnsi="Arial" w:cs="Arial"/>
-          <w:sz w:val="18"/>
-          <w:szCs w:val="18"/>
+          <w:rFonts w:ascii="Arial" w:hAnsi="Arial"/>
+          <w:sz w:val="18"/>
           <w:highlight w:val="lightGray"/>
         </w:rPr>
         <w:t xml:space="preserve">: </w:t>
       </w:r>
       <w:r>
         <w:rPr>
-          <w:rFonts w:ascii="Arial" w:eastAsia="Arial" w:hAnsi="Arial" w:cs="Arial"/>
-          <w:b/>
-          <w:bCs/>
-          <w:sz w:val="18"/>
-          <w:szCs w:val="18"/>
+          <w:rFonts w:ascii="Arial" w:hAnsi="Arial"/>
+          <w:b/>
+          <w:sz w:val="18"/>
           <w:highlight w:val="lightGray"/>
         </w:rPr>
         <w:t>Provided by:</w:t>
       </w:r>
       <w:r>
         <w:rPr>
-          <w:rFonts w:ascii="Arial" w:eastAsia="Arial" w:hAnsi="Arial" w:cs="Arial"/>
-          <w:sz w:val="18"/>
-          <w:szCs w:val="18"/>
+          <w:rFonts w:ascii="Arial" w:hAnsi="Arial"/>
+          <w:sz w:val="18"/>
           <w:highlight w:val="lightGray"/>
         </w:rPr>
         <w:t xml:space="preserve"> [Persons Table -&gt; ID Column: 1, Name_En Column: Motasem Essam] -&gt; </w:t>
       </w:r>
       <w:r>
         <w:rPr>
-          <w:rFonts w:ascii="Arial" w:eastAsia="Arial" w:hAnsi="Arial" w:cs="Arial"/>
-          <w:b/>
-          <w:bCs/>
-          <w:sz w:val="18"/>
-          <w:szCs w:val="18"/>
+          <w:rFonts w:ascii="Arial" w:hAnsi="Arial"/>
+          <w:b/>
+          <w:sz w:val="18"/>
           <w:highlight w:val="lightGray"/>
         </w:rPr>
         <w:t>Tool:</w:t>
       </w:r>
       <w:r>
         <w:rPr>
-          <w:rFonts w:ascii="Arial" w:eastAsia="Arial" w:hAnsi="Arial" w:cs="Arial"/>
-          <w:sz w:val="18"/>
-          <w:szCs w:val="18"/>
+          <w:rFonts w:ascii="Arial" w:hAnsi="Arial"/>
+          <w:sz w:val="18"/>
           <w:highlight w:val="lightGray"/>
         </w:rPr>
         <w:t xml:space="preserve"> [Lightshot Program] -&gt; </w:t>
       </w:r>
       <w:r>
         <w:rPr>
-          <w:rFonts w:ascii="Arial" w:eastAsia="Arial" w:hAnsi="Arial" w:cs="Arial"/>
-          <w:b/>
-          <w:bCs/>
-          <w:sz w:val="18"/>
-          <w:szCs w:val="18"/>
+          <w:rFonts w:ascii="Arial" w:hAnsi="Arial"/>
+          <w:b/>
+          <w:sz w:val="18"/>
           <w:highlight w:val="lightGray"/>
         </w:rPr>
         <w:t xml:space="preserve">From </w:t>
       </w:r>
       <w:r>
         <w:rPr>
-          <w:rFonts w:ascii="Arial" w:eastAsia="Arial" w:hAnsi="Arial" w:cs="Arial"/>
-          <w:sz w:val="18"/>
-          <w:szCs w:val="18"/>
+          <w:rFonts w:ascii="Arial" w:hAnsi="Arial"/>
+          <w:sz w:val="18"/>
           <w:highlight w:val="lightGray"/>
         </w:rPr>
         <w:t xml:space="preserve">[Site: https://gitlab.com] </w:t>
       </w:r>
       <w:r>
         <w:rPr>
-          <w:rFonts w:ascii="Arial" w:eastAsia="Arial" w:hAnsi="Arial" w:cs="Arial"/>
-          <w:b/>
-          <w:bCs/>
-          <w:sz w:val="18"/>
-          <w:szCs w:val="18"/>
+          <w:rFonts w:ascii="Arial" w:hAnsi="Arial"/>
+          <w:b/>
+          <w:sz w:val="18"/>
           <w:highlight w:val="lightGray"/>
         </w:rPr>
         <w:t>on</w:t>
       </w:r>
       <w:r>
         <w:rPr>
-          <w:rFonts w:ascii="Arial" w:eastAsia="Arial" w:hAnsi="Arial" w:cs="Arial"/>
-          <w:sz w:val="18"/>
-          <w:szCs w:val="18"/>
+          <w:rFonts w:ascii="Arial" w:hAnsi="Arial"/>
+          <w:sz w:val="18"/>
           <w:highlight w:val="lightGray"/>
         </w:rPr>
         <w:t xml:space="preserve"> [</w:t>
       </w:r>
       <w:r>
         <w:rPr>
-          <w:rFonts w:ascii="Arial" w:eastAsia="Arial" w:hAnsi="Arial" w:cs="Arial"/>
-          <w:bCs/>
-          <w:kern w:val="0"/>
-          <w:sz w:val="18"/>
-          <w:szCs w:val="14"/>
-          <w:highlight w:val="lightGray"/>
-          <w:shd w:val="clear" w:color="auto" w:fill="B7B7B7"/>
-          <w:lang w:val="en"/>
-          <w14:ligatures w14:val="none"/>
+          <w:rFonts w:ascii="Arial" w:hAnsi="Arial"/>
+          <w:sz w:val="18"/>
+          <w:highlight w:val="lightGray"/>
         </w:rPr>
         <w:t>3</w:t>
       </w:r>
       <w:r>
         <w:rPr>
-          <w:rFonts w:ascii="Arial" w:eastAsia="Arial" w:hAnsi="Arial" w:cs="Arial"/>
-          <w:bCs/>
-          <w:kern w:val="0"/>
-          <w:sz w:val="18"/>
-          <w:szCs w:val="14"/>
-          <w:highlight w:val="lightGray"/>
-          <w:shd w:val="clear" w:color="auto" w:fill="B7B7B7"/>
-          <w:lang w:val="en"/>
-          <w14:ligatures w14:val="none"/>
+          <w:rFonts w:ascii="Arial" w:hAnsi="Arial"/>
+          <w:sz w:val="18"/>
+          <w:highlight w:val="lightGray"/>
         </w:rPr>
         <w:t>/</w:t>
       </w:r>
       <w:r>
         <w:rPr>
-          <w:rFonts w:ascii="Arial" w:eastAsia="Arial" w:hAnsi="Arial" w:cs="Arial"/>
-          <w:bCs/>
-          <w:kern w:val="0"/>
-          <w:sz w:val="18"/>
-          <w:szCs w:val="14"/>
-          <w:highlight w:val="lightGray"/>
-          <w:shd w:val="clear" w:color="auto" w:fill="B7B7B7"/>
-          <w:lang w:val="en"/>
-          <w14:ligatures w14:val="none"/>
+          <w:rFonts w:ascii="Arial" w:hAnsi="Arial"/>
+          <w:sz w:val="18"/>
+          <w:highlight w:val="lightGray"/>
         </w:rPr>
         <w:t>6</w:t>
       </w:r>
       <w:r>
         <w:rPr>
-          <w:rFonts w:ascii="Arial" w:eastAsia="Arial" w:hAnsi="Arial" w:cs="Arial"/>
-          <w:bCs/>
-          <w:kern w:val="0"/>
-          <w:sz w:val="18"/>
-          <w:szCs w:val="14"/>
-          <w:highlight w:val="lightGray"/>
-          <w:shd w:val="clear" w:color="auto" w:fill="B7B7B7"/>
-          <w:lang w:val="en"/>
-          <w14:ligatures w14:val="none"/>
+          <w:rFonts w:ascii="Arial" w:hAnsi="Arial"/>
+          <w:sz w:val="18"/>
+          <w:highlight w:val="lightGray"/>
         </w:rPr>
         <w:t>/2026</w:t>
       </w:r>
       <w:r>
         <w:rPr>
-          <w:rFonts w:ascii="Arial" w:eastAsia="Arial" w:hAnsi="Arial" w:cs="Arial"/>
-          <w:sz w:val="18"/>
-          <w:szCs w:val="18"/>
+          <w:rFonts w:ascii="Arial" w:hAnsi="Arial"/>
+          <w:sz w:val="18"/>
           <w:highlight w:val="lightGray"/>
         </w:rPr>
         <w:t>]</w:t>
@@ -51593,7 +53072,117 @@
           <w:sz w:val="18"/>
           <w:highlight w:val="lightGray"/>
         </w:rPr>
-        <w:t># Source: ScreenShots</w:t>
+        <w:t xml:space="preserve"># Source: </w:t>
+      </w:r>
+      <w:r>
+        <w:rPr>
+          <w:rFonts w:ascii="Arial" w:hAnsi="Arial" w:eastAsia="Arial" w:cs="Arial"/>
+          <w:b/>
+          <w:i w:val="0"/>
+          <w:color w:val="000000"/>
+          <w:sz w:val="18"/>
+          <w:highlight w:val="lightGray"/>
+        </w:rPr>
+        <w:t>S</w:t>
+      </w:r>
+      <w:r>
+        <w:rPr>
+          <w:rFonts w:ascii="Arial" w:hAnsi="Arial" w:eastAsia="Arial" w:cs="Arial"/>
+          <w:b/>
+          <w:i w:val="0"/>
+          <w:color w:val="000000"/>
+          <w:sz w:val="18"/>
+          <w:highlight w:val="lightGray"/>
+        </w:rPr>
+        <w:t>c</w:t>
+      </w:r>
+      <w:r>
+        <w:rPr>
+          <w:rFonts w:ascii="Arial" w:hAnsi="Arial" w:eastAsia="Arial" w:cs="Arial"/>
+          <w:b/>
+          <w:i w:val="0"/>
+          <w:color w:val="000000"/>
+          <w:sz w:val="18"/>
+          <w:highlight w:val="lightGray"/>
+        </w:rPr>
+        <w:t>r</w:t>
+      </w:r>
+      <w:r>
+        <w:rPr>
+          <w:rFonts w:ascii="Arial" w:hAnsi="Arial" w:eastAsia="Arial" w:cs="Arial"/>
+          <w:b/>
+          <w:i w:val="0"/>
+          <w:color w:val="000000"/>
+          <w:sz w:val="18"/>
+          <w:highlight w:val="lightGray"/>
+        </w:rPr>
+        <w:t>e</w:t>
+      </w:r>
+      <w:r>
+        <w:rPr>
+          <w:rFonts w:ascii="Arial" w:hAnsi="Arial" w:eastAsia="Arial" w:cs="Arial"/>
+          <w:b/>
+          <w:i w:val="0"/>
+          <w:color w:val="000000"/>
+          <w:sz w:val="18"/>
+          <w:highlight w:val="lightGray"/>
+        </w:rPr>
+        <w:t>e</w:t>
+      </w:r>
+      <w:r>
+        <w:rPr>
+          <w:rFonts w:ascii="Arial" w:hAnsi="Arial" w:eastAsia="Arial" w:cs="Arial"/>
+          <w:b/>
+          <w:i w:val="0"/>
+          <w:color w:val="000000"/>
+          <w:sz w:val="18"/>
+          <w:highlight w:val="lightGray"/>
+        </w:rPr>
+        <w:t>n</w:t>
+      </w:r>
+      <w:r>
+        <w:rPr>
+          <w:rFonts w:ascii="Arial" w:hAnsi="Arial" w:eastAsia="Arial" w:cs="Arial"/>
+          <w:b/>
+          <w:i w:val="0"/>
+          <w:color w:val="000000"/>
+          <w:sz w:val="18"/>
+          <w:highlight w:val="lightGray"/>
+        </w:rPr>
+        <w:t>S</w:t>
+      </w:r>
+      <w:r>
+        <w:rPr>
+          <w:rFonts w:ascii="Arial" w:hAnsi="Arial" w:eastAsia="Arial" w:cs="Arial"/>
+          <w:b/>
+          <w:i w:val="0"/>
+          <w:color w:val="000000"/>
+          <w:sz w:val="18"/>
+          <w:highlight w:val="lightGray"/>
+        </w:rPr>
+        <w:t>h</w:t>
+      </w:r>
+      <w:r>
+        <w:rPr>
+          <w:rFonts w:ascii="Arial" w:hAnsi="Arial" w:eastAsia="Arial" w:cs="Arial"/>
+          <w:b/>
+          <w:i w:val="0"/>
+          <w:color w:val="000000"/>
+          <w:sz w:val="18"/>
+          <w:highlight w:val="lightGray"/>
+        </w:rPr>
+        <w:t>o</w:t>
+      </w:r>
+      <w:r>
+        <w:rPr>
+          <w:rFonts w:ascii="Arial" w:hAnsi="Arial" w:eastAsia="Arial" w:cs="Arial"/>
+          <w:b/>
+          <w:i w:val="0"/>
+          <w:color w:val="000000"/>
+          <w:sz w:val="18"/>
+          <w:highlight w:val="lightGray"/>
+        </w:rPr>
+        <w:t>t</w:t>
       </w:r>
       <w:r>
         <w:rPr>
@@ -51656,7 +53245,7 @@
       </w:r>
       <w:r>
         <w:rPr>
-          <w:rFonts w:ascii="Arial" w:eastAsia="Arial" w:hAnsi="Arial" w:cs="Arial"/>
+          <w:rFonts w:ascii="Arial" w:hAnsi="Arial"/>
           <w:b/>
           <w:color w:val="000000"/>
           <w:sz w:val="18"/>
@@ -51666,7 +53255,7 @@
       </w:r>
       <w:r>
         <w:rPr>
-          <w:rFonts w:ascii="Arial" w:eastAsia="Arial" w:hAnsi="Arial" w:cs="Arial"/>
+          <w:rFonts w:ascii="Arial" w:hAnsi="Arial"/>
           <w:color w:val="000000"/>
           <w:sz w:val="18"/>
           <w:highlight w:val="lightGray"/>
@@ -51874,7 +53463,117 @@
           <w:sz w:val="18"/>
           <w:highlight w:val="lightGray"/>
         </w:rPr>
-        <w:t># Source: ScreenShots</w:t>
+        <w:t xml:space="preserve"># Source: </w:t>
+      </w:r>
+      <w:r>
+        <w:rPr>
+          <w:rFonts w:ascii="Arial" w:hAnsi="Arial" w:eastAsia="Arial" w:cs="Arial"/>
+          <w:b/>
+          <w:i w:val="0"/>
+          <w:color w:val="000000"/>
+          <w:sz w:val="18"/>
+          <w:highlight w:val="lightGray"/>
+        </w:rPr>
+        <w:t>S</w:t>
+      </w:r>
+      <w:r>
+        <w:rPr>
+          <w:rFonts w:ascii="Arial" w:hAnsi="Arial" w:eastAsia="Arial" w:cs="Arial"/>
+          <w:b/>
+          <w:i w:val="0"/>
+          <w:color w:val="000000"/>
+          <w:sz w:val="18"/>
+          <w:highlight w:val="lightGray"/>
+        </w:rPr>
+        <w:t>c</w:t>
+      </w:r>
+      <w:r>
+        <w:rPr>
+          <w:rFonts w:ascii="Arial" w:hAnsi="Arial" w:eastAsia="Arial" w:cs="Arial"/>
+          <w:b/>
+          <w:i w:val="0"/>
+          <w:color w:val="000000"/>
+          <w:sz w:val="18"/>
+          <w:highlight w:val="lightGray"/>
+        </w:rPr>
+        <w:t>r</w:t>
+      </w:r>
+      <w:r>
+        <w:rPr>
+          <w:rFonts w:ascii="Arial" w:hAnsi="Arial" w:eastAsia="Arial" w:cs="Arial"/>
+          <w:b/>
+          <w:i w:val="0"/>
+          <w:color w:val="000000"/>
+          <w:sz w:val="18"/>
+          <w:highlight w:val="lightGray"/>
+        </w:rPr>
+        <w:t>e</w:t>
+      </w:r>
+      <w:r>
+        <w:rPr>
+          <w:rFonts w:ascii="Arial" w:hAnsi="Arial" w:eastAsia="Arial" w:cs="Arial"/>
+          <w:b/>
+          <w:i w:val="0"/>
+          <w:color w:val="000000"/>
+          <w:sz w:val="18"/>
+          <w:highlight w:val="lightGray"/>
+        </w:rPr>
+        <w:t>e</w:t>
+      </w:r>
+      <w:r>
+        <w:rPr>
+          <w:rFonts w:ascii="Arial" w:hAnsi="Arial" w:eastAsia="Arial" w:cs="Arial"/>
+          <w:b/>
+          <w:i w:val="0"/>
+          <w:color w:val="000000"/>
+          <w:sz w:val="18"/>
+          <w:highlight w:val="lightGray"/>
+        </w:rPr>
+        <w:t>n</w:t>
+      </w:r>
+      <w:r>
+        <w:rPr>
+          <w:rFonts w:ascii="Arial" w:hAnsi="Arial" w:eastAsia="Arial" w:cs="Arial"/>
+          <w:b/>
+          <w:i w:val="0"/>
+          <w:color w:val="000000"/>
+          <w:sz w:val="18"/>
+          <w:highlight w:val="lightGray"/>
+        </w:rPr>
+        <w:t>S</w:t>
+      </w:r>
+      <w:r>
+        <w:rPr>
+          <w:rFonts w:ascii="Arial" w:hAnsi="Arial" w:eastAsia="Arial" w:cs="Arial"/>
+          <w:b/>
+          <w:i w:val="0"/>
+          <w:color w:val="000000"/>
+          <w:sz w:val="18"/>
+          <w:highlight w:val="lightGray"/>
+        </w:rPr>
+        <w:t>h</w:t>
+      </w:r>
+      <w:r>
+        <w:rPr>
+          <w:rFonts w:ascii="Arial" w:hAnsi="Arial" w:eastAsia="Arial" w:cs="Arial"/>
+          <w:b/>
+          <w:i w:val="0"/>
+          <w:color w:val="000000"/>
+          <w:sz w:val="18"/>
+          <w:highlight w:val="lightGray"/>
+        </w:rPr>
+        <w:t>o</w:t>
+      </w:r>
+      <w:r>
+        <w:rPr>
+          <w:rFonts w:ascii="Arial" w:hAnsi="Arial" w:eastAsia="Arial" w:cs="Arial"/>
+          <w:b/>
+          <w:i w:val="0"/>
+          <w:color w:val="000000"/>
+          <w:sz w:val="18"/>
+          <w:highlight w:val="lightGray"/>
+        </w:rPr>
+        <w:t>t</w:t>
       </w:r>
       <w:r>
         <w:rPr>
@@ -51937,7 +53636,7 @@
       </w:r>
       <w:r>
         <w:rPr>
-          <w:rFonts w:ascii="Arial" w:eastAsia="Arial" w:hAnsi="Arial" w:cs="Arial"/>
+          <w:rFonts w:ascii="Arial" w:hAnsi="Arial"/>
           <w:b/>
           <w:color w:val="000000"/>
           <w:sz w:val="18"/>
@@ -51947,7 +53646,7 @@
       </w:r>
       <w:r>
         <w:rPr>
-          <w:rFonts w:ascii="Arial" w:eastAsia="Arial" w:hAnsi="Arial" w:cs="Arial"/>
+          <w:rFonts w:ascii="Arial" w:hAnsi="Arial"/>
           <w:color w:val="000000"/>
           <w:sz w:val="18"/>
           <w:highlight w:val="lightGray"/>
@@ -52161,7 +53860,117 @@
           <w:sz w:val="18"/>
           <w:highlight w:val="lightGray"/>
         </w:rPr>
-        <w:t># Source: ScreenShots</w:t>
+        <w:t xml:space="preserve"># Source: </w:t>
+      </w:r>
+      <w:r>
+        <w:rPr>
+          <w:rFonts w:ascii="Arial" w:hAnsi="Arial" w:eastAsia="Arial" w:cs="Arial"/>
+          <w:b/>
+          <w:i w:val="0"/>
+          <w:color w:val="000000"/>
+          <w:sz w:val="18"/>
+          <w:highlight w:val="lightGray"/>
+        </w:rPr>
+        <w:t>S</w:t>
+      </w:r>
+      <w:r>
+        <w:rPr>
+          <w:rFonts w:ascii="Arial" w:hAnsi="Arial" w:eastAsia="Arial" w:cs="Arial"/>
+          <w:b/>
+          <w:i w:val="0"/>
+          <w:color w:val="000000"/>
+          <w:sz w:val="18"/>
+          <w:highlight w:val="lightGray"/>
+        </w:rPr>
+        <w:t>c</w:t>
+      </w:r>
+      <w:r>
+        <w:rPr>
+          <w:rFonts w:ascii="Arial" w:hAnsi="Arial" w:eastAsia="Arial" w:cs="Arial"/>
+          <w:b/>
+          <w:i w:val="0"/>
+          <w:color w:val="000000"/>
+          <w:sz w:val="18"/>
+          <w:highlight w:val="lightGray"/>
+        </w:rPr>
+        <w:t>r</w:t>
+      </w:r>
+      <w:r>
+        <w:rPr>
+          <w:rFonts w:ascii="Arial" w:hAnsi="Arial" w:eastAsia="Arial" w:cs="Arial"/>
+          <w:b/>
+          <w:i w:val="0"/>
+          <w:color w:val="000000"/>
+          <w:sz w:val="18"/>
+          <w:highlight w:val="lightGray"/>
+        </w:rPr>
+        <w:t>e</w:t>
+      </w:r>
+      <w:r>
+        <w:rPr>
+          <w:rFonts w:ascii="Arial" w:hAnsi="Arial" w:eastAsia="Arial" w:cs="Arial"/>
+          <w:b/>
+          <w:i w:val="0"/>
+          <w:color w:val="000000"/>
+          <w:sz w:val="18"/>
+          <w:highlight w:val="lightGray"/>
+        </w:rPr>
+        <w:t>e</w:t>
+      </w:r>
+      <w:r>
+        <w:rPr>
+          <w:rFonts w:ascii="Arial" w:hAnsi="Arial" w:eastAsia="Arial" w:cs="Arial"/>
+          <w:b/>
+          <w:i w:val="0"/>
+          <w:color w:val="000000"/>
+          <w:sz w:val="18"/>
+          <w:highlight w:val="lightGray"/>
+        </w:rPr>
+        <w:t>n</w:t>
+      </w:r>
+      <w:r>
+        <w:rPr>
+          <w:rFonts w:ascii="Arial" w:hAnsi="Arial" w:eastAsia="Arial" w:cs="Arial"/>
+          <w:b/>
+          <w:i w:val="0"/>
+          <w:color w:val="000000"/>
+          <w:sz w:val="18"/>
+          <w:highlight w:val="lightGray"/>
+        </w:rPr>
+        <w:t>S</w:t>
+      </w:r>
+      <w:r>
+        <w:rPr>
+          <w:rFonts w:ascii="Arial" w:hAnsi="Arial" w:eastAsia="Arial" w:cs="Arial"/>
+          <w:b/>
+          <w:i w:val="0"/>
+          <w:color w:val="000000"/>
+          <w:sz w:val="18"/>
+          <w:highlight w:val="lightGray"/>
+        </w:rPr>
+        <w:t>h</w:t>
+      </w:r>
+      <w:r>
+        <w:rPr>
+          <w:rFonts w:ascii="Arial" w:hAnsi="Arial" w:eastAsia="Arial" w:cs="Arial"/>
+          <w:b/>
+          <w:i w:val="0"/>
+          <w:color w:val="000000"/>
+          <w:sz w:val="18"/>
+          <w:highlight w:val="lightGray"/>
+        </w:rPr>
+        <w:t>o</w:t>
+      </w:r>
+      <w:r>
+        <w:rPr>
+          <w:rFonts w:ascii="Arial" w:hAnsi="Arial" w:eastAsia="Arial" w:cs="Arial"/>
+          <w:b/>
+          <w:i w:val="0"/>
+          <w:color w:val="000000"/>
+          <w:sz w:val="18"/>
+          <w:highlight w:val="lightGray"/>
+        </w:rPr>
+        <w:t>t</w:t>
       </w:r>
       <w:r>
         <w:rPr>
@@ -52224,7 +54033,7 @@
       </w:r>
       <w:r>
         <w:rPr>
-          <w:rFonts w:ascii="Arial" w:eastAsia="Arial" w:hAnsi="Arial" w:cs="Arial"/>
+          <w:rFonts w:ascii="Arial" w:hAnsi="Arial"/>
           <w:b/>
           <w:color w:val="000000"/>
           <w:sz w:val="18"/>
@@ -52234,7 +54043,7 @@
       </w:r>
       <w:r>
         <w:rPr>
-          <w:rFonts w:ascii="Arial" w:eastAsia="Arial" w:hAnsi="Arial" w:cs="Arial"/>
+          <w:rFonts w:ascii="Arial" w:hAnsi="Arial"/>
           <w:color w:val="000000"/>
           <w:sz w:val="18"/>
           <w:highlight w:val="lightGray"/>
@@ -52572,7 +54381,117 @@
           <w:sz w:val="18"/>
           <w:highlight w:val="lightGray"/>
         </w:rPr>
-        <w:t># Source: ScreenShots</w:t>
+        <w:t xml:space="preserve"># Source: </w:t>
+      </w:r>
+      <w:r>
+        <w:rPr>
+          <w:rFonts w:ascii="Arial" w:hAnsi="Arial" w:eastAsia="Arial" w:cs="Arial"/>
+          <w:b/>
+          <w:i w:val="0"/>
+          <w:color w:val="000000"/>
+          <w:sz w:val="18"/>
+          <w:highlight w:val="lightGray"/>
+        </w:rPr>
+        <w:t>S</w:t>
+      </w:r>
+      <w:r>
+        <w:rPr>
+          <w:rFonts w:ascii="Arial" w:hAnsi="Arial" w:eastAsia="Arial" w:cs="Arial"/>
+          <w:b/>
+          <w:i w:val="0"/>
+          <w:color w:val="000000"/>
+          <w:sz w:val="18"/>
+          <w:highlight w:val="lightGray"/>
+        </w:rPr>
+        <w:t>c</w:t>
+      </w:r>
+      <w:r>
+        <w:rPr>
+          <w:rFonts w:ascii="Arial" w:hAnsi="Arial" w:eastAsia="Arial" w:cs="Arial"/>
+          <w:b/>
+          <w:i w:val="0"/>
+          <w:color w:val="000000"/>
+          <w:sz w:val="18"/>
+          <w:highlight w:val="lightGray"/>
+        </w:rPr>
+        <w:t>r</w:t>
+      </w:r>
+      <w:r>
+        <w:rPr>
+          <w:rFonts w:ascii="Arial" w:hAnsi="Arial" w:eastAsia="Arial" w:cs="Arial"/>
+          <w:b/>
+          <w:i w:val="0"/>
+          <w:color w:val="000000"/>
+          <w:sz w:val="18"/>
+          <w:highlight w:val="lightGray"/>
+        </w:rPr>
+        <w:t>e</w:t>
+      </w:r>
+      <w:r>
+        <w:rPr>
+          <w:rFonts w:ascii="Arial" w:hAnsi="Arial" w:eastAsia="Arial" w:cs="Arial"/>
+          <w:b/>
+          <w:i w:val="0"/>
+          <w:color w:val="000000"/>
+          <w:sz w:val="18"/>
+          <w:highlight w:val="lightGray"/>
+        </w:rPr>
+        <w:t>e</w:t>
+      </w:r>
+      <w:r>
+        <w:rPr>
+          <w:rFonts w:ascii="Arial" w:hAnsi="Arial" w:eastAsia="Arial" w:cs="Arial"/>
+          <w:b/>
+          <w:i w:val="0"/>
+          <w:color w:val="000000"/>
+          <w:sz w:val="18"/>
+          <w:highlight w:val="lightGray"/>
+        </w:rPr>
+        <w:t>n</w:t>
+      </w:r>
+      <w:r>
+        <w:rPr>
+          <w:rFonts w:ascii="Arial" w:hAnsi="Arial" w:eastAsia="Arial" w:cs="Arial"/>
+          <w:b/>
+          <w:i w:val="0"/>
+          <w:color w:val="000000"/>
+          <w:sz w:val="18"/>
+          <w:highlight w:val="lightGray"/>
+        </w:rPr>
+        <w:t>S</w:t>
+      </w:r>
+      <w:r>
+        <w:rPr>
+          <w:rFonts w:ascii="Arial" w:hAnsi="Arial" w:eastAsia="Arial" w:cs="Arial"/>
+          <w:b/>
+          <w:i w:val="0"/>
+          <w:color w:val="000000"/>
+          <w:sz w:val="18"/>
+          <w:highlight w:val="lightGray"/>
+        </w:rPr>
+        <w:t>h</w:t>
+      </w:r>
+      <w:r>
+        <w:rPr>
+          <w:rFonts w:ascii="Arial" w:hAnsi="Arial" w:eastAsia="Arial" w:cs="Arial"/>
+          <w:b/>
+          <w:i w:val="0"/>
+          <w:color w:val="000000"/>
+          <w:sz w:val="18"/>
+          <w:highlight w:val="lightGray"/>
+        </w:rPr>
+        <w:t>o</w:t>
+      </w:r>
+      <w:r>
+        <w:rPr>
+          <w:rFonts w:ascii="Arial" w:hAnsi="Arial" w:eastAsia="Arial" w:cs="Arial"/>
+          <w:b/>
+          <w:i w:val="0"/>
+          <w:color w:val="000000"/>
+          <w:sz w:val="18"/>
+          <w:highlight w:val="lightGray"/>
+        </w:rPr>
+        <w:t>t</w:t>
       </w:r>
       <w:r>
         <w:rPr>
@@ -52635,7 +54554,7 @@
       </w:r>
       <w:r>
         <w:rPr>
-          <w:rFonts w:ascii="Arial" w:eastAsia="Arial" w:hAnsi="Arial" w:cs="Arial"/>
+          <w:rFonts w:ascii="Arial" w:hAnsi="Arial"/>
           <w:b/>
           <w:color w:val="000000"/>
           <w:sz w:val="18"/>
@@ -52645,7 +54564,7 @@
       </w:r>
       <w:r>
         <w:rPr>
-          <w:rFonts w:ascii="Arial" w:eastAsia="Arial" w:hAnsi="Arial" w:cs="Arial"/>
+          <w:rFonts w:ascii="Arial" w:hAnsi="Arial"/>
           <w:color w:val="000000"/>
           <w:sz w:val="18"/>
           <w:highlight w:val="lightGray"/>
@@ -52957,7 +54876,117 @@
           <w:sz w:val="18"/>
           <w:highlight w:val="lightGray"/>
         </w:rPr>
-        <w:t># Source: ScreenShots</w:t>
+        <w:t xml:space="preserve"># Source: </w:t>
+      </w:r>
+      <w:r>
+        <w:rPr>
+          <w:rFonts w:ascii="Arial" w:hAnsi="Arial" w:eastAsia="Arial" w:cs="Arial"/>
+          <w:b/>
+          <w:i w:val="0"/>
+          <w:color w:val="000000"/>
+          <w:sz w:val="18"/>
+          <w:highlight w:val="lightGray"/>
+        </w:rPr>
+        <w:t>S</w:t>
+      </w:r>
+      <w:r>
+        <w:rPr>
+          <w:rFonts w:ascii="Arial" w:hAnsi="Arial" w:eastAsia="Arial" w:cs="Arial"/>
+          <w:b/>
+          <w:i w:val="0"/>
+          <w:color w:val="000000"/>
+          <w:sz w:val="18"/>
+          <w:highlight w:val="lightGray"/>
+        </w:rPr>
+        <w:t>c</w:t>
+      </w:r>
+      <w:r>
+        <w:rPr>
+          <w:rFonts w:ascii="Arial" w:hAnsi="Arial" w:eastAsia="Arial" w:cs="Arial"/>
+          <w:b/>
+          <w:i w:val="0"/>
+          <w:color w:val="000000"/>
+          <w:sz w:val="18"/>
+          <w:highlight w:val="lightGray"/>
+        </w:rPr>
+        <w:t>r</w:t>
+      </w:r>
+      <w:r>
+        <w:rPr>
+          <w:rFonts w:ascii="Arial" w:hAnsi="Arial" w:eastAsia="Arial" w:cs="Arial"/>
+          <w:b/>
+          <w:i w:val="0"/>
+          <w:color w:val="000000"/>
+          <w:sz w:val="18"/>
+          <w:highlight w:val="lightGray"/>
+        </w:rPr>
+        <w:t>e</w:t>
+      </w:r>
+      <w:r>
+        <w:rPr>
+          <w:rFonts w:ascii="Arial" w:hAnsi="Arial" w:eastAsia="Arial" w:cs="Arial"/>
+          <w:b/>
+          <w:i w:val="0"/>
+          <w:color w:val="000000"/>
+          <w:sz w:val="18"/>
+          <w:highlight w:val="lightGray"/>
+        </w:rPr>
+        <w:t>e</w:t>
+      </w:r>
+      <w:r>
+        <w:rPr>
+          <w:rFonts w:ascii="Arial" w:hAnsi="Arial" w:eastAsia="Arial" w:cs="Arial"/>
+          <w:b/>
+          <w:i w:val="0"/>
+          <w:color w:val="000000"/>
+          <w:sz w:val="18"/>
+          <w:highlight w:val="lightGray"/>
+        </w:rPr>
+        <w:t>n</w:t>
+      </w:r>
+      <w:r>
+        <w:rPr>
+          <w:rFonts w:ascii="Arial" w:hAnsi="Arial" w:eastAsia="Arial" w:cs="Arial"/>
+          <w:b/>
+          <w:i w:val="0"/>
+          <w:color w:val="000000"/>
+          <w:sz w:val="18"/>
+          <w:highlight w:val="lightGray"/>
+        </w:rPr>
+        <w:t>S</w:t>
+      </w:r>
+      <w:r>
+        <w:rPr>
+          <w:rFonts w:ascii="Arial" w:hAnsi="Arial" w:eastAsia="Arial" w:cs="Arial"/>
+          <w:b/>
+          <w:i w:val="0"/>
+          <w:color w:val="000000"/>
+          <w:sz w:val="18"/>
+          <w:highlight w:val="lightGray"/>
+        </w:rPr>
+        <w:t>h</w:t>
+      </w:r>
+      <w:r>
+        <w:rPr>
+          <w:rFonts w:ascii="Arial" w:hAnsi="Arial" w:eastAsia="Arial" w:cs="Arial"/>
+          <w:b/>
+          <w:i w:val="0"/>
+          <w:color w:val="000000"/>
+          <w:sz w:val="18"/>
+          <w:highlight w:val="lightGray"/>
+        </w:rPr>
+        <w:t>o</w:t>
+      </w:r>
+      <w:r>
+        <w:rPr>
+          <w:rFonts w:ascii="Arial" w:hAnsi="Arial" w:eastAsia="Arial" w:cs="Arial"/>
+          <w:b/>
+          <w:i w:val="0"/>
+          <w:color w:val="000000"/>
+          <w:sz w:val="18"/>
+          <w:highlight w:val="lightGray"/>
+        </w:rPr>
+        <w:t>t</w:t>
       </w:r>
       <w:r>
         <w:rPr>
@@ -53020,7 +55049,7 @@
       </w:r>
       <w:r>
         <w:rPr>
-          <w:rFonts w:ascii="Arial" w:eastAsia="Arial" w:hAnsi="Arial" w:cs="Arial"/>
+          <w:rFonts w:ascii="Arial" w:hAnsi="Arial"/>
           <w:b/>
           <w:color w:val="000000"/>
           <w:sz w:val="18"/>
@@ -53030,7 +55059,7 @@
       </w:r>
       <w:r>
         <w:rPr>
-          <w:rFonts w:ascii="Arial" w:eastAsia="Arial" w:hAnsi="Arial" w:cs="Arial"/>
+          <w:rFonts w:ascii="Arial" w:hAnsi="Arial"/>
           <w:color w:val="000000"/>
           <w:sz w:val="18"/>
           <w:highlight w:val="lightGray"/>
@@ -53343,7 +55372,117 @@
           <w:sz w:val="18"/>
           <w:highlight w:val="lightGray"/>
         </w:rPr>
-        <w:t># Source: ScreenShots</w:t>
+        <w:t xml:space="preserve"># Source: </w:t>
+      </w:r>
+      <w:r>
+        <w:rPr>
+          <w:rFonts w:ascii="Arial" w:hAnsi="Arial" w:eastAsia="Arial" w:cs="Arial"/>
+          <w:b/>
+          <w:i w:val="0"/>
+          <w:color w:val="000000"/>
+          <w:sz w:val="18"/>
+          <w:highlight w:val="lightGray"/>
+        </w:rPr>
+        <w:t>S</w:t>
+      </w:r>
+      <w:r>
+        <w:rPr>
+          <w:rFonts w:ascii="Arial" w:hAnsi="Arial" w:eastAsia="Arial" w:cs="Arial"/>
+          <w:b/>
+          <w:i w:val="0"/>
+          <w:color w:val="000000"/>
+          <w:sz w:val="18"/>
+          <w:highlight w:val="lightGray"/>
+        </w:rPr>
+        <w:t>c</w:t>
+      </w:r>
+      <w:r>
+        <w:rPr>
+          <w:rFonts w:ascii="Arial" w:hAnsi="Arial" w:eastAsia="Arial" w:cs="Arial"/>
+          <w:b/>
+          <w:i w:val="0"/>
+          <w:color w:val="000000"/>
+          <w:sz w:val="18"/>
+          <w:highlight w:val="lightGray"/>
+        </w:rPr>
+        <w:t>r</w:t>
+      </w:r>
+      <w:r>
+        <w:rPr>
+          <w:rFonts w:ascii="Arial" w:hAnsi="Arial" w:eastAsia="Arial" w:cs="Arial"/>
+          <w:b/>
+          <w:i w:val="0"/>
+          <w:color w:val="000000"/>
+          <w:sz w:val="18"/>
+          <w:highlight w:val="lightGray"/>
+        </w:rPr>
+        <w:t>e</w:t>
+      </w:r>
+      <w:r>
+        <w:rPr>
+          <w:rFonts w:ascii="Arial" w:hAnsi="Arial" w:eastAsia="Arial" w:cs="Arial"/>
+          <w:b/>
+          <w:i w:val="0"/>
+          <w:color w:val="000000"/>
+          <w:sz w:val="18"/>
+          <w:highlight w:val="lightGray"/>
+        </w:rPr>
+        <w:t>e</w:t>
+      </w:r>
+      <w:r>
+        <w:rPr>
+          <w:rFonts w:ascii="Arial" w:hAnsi="Arial" w:eastAsia="Arial" w:cs="Arial"/>
+          <w:b/>
+          <w:i w:val="0"/>
+          <w:color w:val="000000"/>
+          <w:sz w:val="18"/>
+          <w:highlight w:val="lightGray"/>
+        </w:rPr>
+        <w:t>n</w:t>
+      </w:r>
+      <w:r>
+        <w:rPr>
+          <w:rFonts w:ascii="Arial" w:hAnsi="Arial" w:eastAsia="Arial" w:cs="Arial"/>
+          <w:b/>
+          <w:i w:val="0"/>
+          <w:color w:val="000000"/>
+          <w:sz w:val="18"/>
+          <w:highlight w:val="lightGray"/>
+        </w:rPr>
+        <w:t>S</w:t>
+      </w:r>
+      <w:r>
+        <w:rPr>
+          <w:rFonts w:ascii="Arial" w:hAnsi="Arial" w:eastAsia="Arial" w:cs="Arial"/>
+          <w:b/>
+          <w:i w:val="0"/>
+          <w:color w:val="000000"/>
+          <w:sz w:val="18"/>
+          <w:highlight w:val="lightGray"/>
+        </w:rPr>
+        <w:t>h</w:t>
+      </w:r>
+      <w:r>
+        <w:rPr>
+          <w:rFonts w:ascii="Arial" w:hAnsi="Arial" w:eastAsia="Arial" w:cs="Arial"/>
+          <w:b/>
+          <w:i w:val="0"/>
+          <w:color w:val="000000"/>
+          <w:sz w:val="18"/>
+          <w:highlight w:val="lightGray"/>
+        </w:rPr>
+        <w:t>o</w:t>
+      </w:r>
+      <w:r>
+        <w:rPr>
+          <w:rFonts w:ascii="Arial" w:hAnsi="Arial" w:eastAsia="Arial" w:cs="Arial"/>
+          <w:b/>
+          <w:i w:val="0"/>
+          <w:color w:val="000000"/>
+          <w:sz w:val="18"/>
+          <w:highlight w:val="lightGray"/>
+        </w:rPr>
+        <w:t>t</w:t>
       </w:r>
       <w:r>
         <w:rPr>
@@ -53406,7 +55545,7 @@
       </w:r>
       <w:r>
         <w:rPr>
-          <w:rFonts w:ascii="Arial" w:eastAsia="Arial" w:hAnsi="Arial" w:cs="Arial"/>
+          <w:rFonts w:ascii="Arial" w:hAnsi="Arial"/>
           <w:b/>
           <w:color w:val="000000"/>
           <w:sz w:val="18"/>
@@ -53416,7 +55555,7 @@
       </w:r>
       <w:r>
         <w:rPr>
-          <w:rFonts w:ascii="Arial" w:eastAsia="Arial" w:hAnsi="Arial" w:cs="Arial"/>
+          <w:rFonts w:ascii="Arial" w:hAnsi="Arial"/>
           <w:color w:val="000000"/>
           <w:sz w:val="18"/>
           <w:highlight w:val="lightGray"/>
@@ -53731,7 +55870,117 @@
           <w:sz w:val="18"/>
           <w:highlight w:val="lightGray"/>
         </w:rPr>
-        <w:t># Source: ScreenShots</w:t>
+        <w:t xml:space="preserve"># Source: </w:t>
+      </w:r>
+      <w:r>
+        <w:rPr>
+          <w:rFonts w:ascii="Arial" w:hAnsi="Arial" w:eastAsia="Arial" w:cs="Arial"/>
+          <w:b/>
+          <w:i w:val="0"/>
+          <w:color w:val="000000"/>
+          <w:sz w:val="18"/>
+          <w:highlight w:val="lightGray"/>
+        </w:rPr>
+        <w:t>S</w:t>
+      </w:r>
+      <w:r>
+        <w:rPr>
+          <w:rFonts w:ascii="Arial" w:hAnsi="Arial" w:eastAsia="Arial" w:cs="Arial"/>
+          <w:b/>
+          <w:i w:val="0"/>
+          <w:color w:val="000000"/>
+          <w:sz w:val="18"/>
+          <w:highlight w:val="lightGray"/>
+        </w:rPr>
+        <w:t>c</w:t>
+      </w:r>
+      <w:r>
+        <w:rPr>
+          <w:rFonts w:ascii="Arial" w:hAnsi="Arial" w:eastAsia="Arial" w:cs="Arial"/>
+          <w:b/>
+          <w:i w:val="0"/>
+          <w:color w:val="000000"/>
+          <w:sz w:val="18"/>
+          <w:highlight w:val="lightGray"/>
+        </w:rPr>
+        <w:t>r</w:t>
+      </w:r>
+      <w:r>
+        <w:rPr>
+          <w:rFonts w:ascii="Arial" w:hAnsi="Arial" w:eastAsia="Arial" w:cs="Arial"/>
+          <w:b/>
+          <w:i w:val="0"/>
+          <w:color w:val="000000"/>
+          <w:sz w:val="18"/>
+          <w:highlight w:val="lightGray"/>
+        </w:rPr>
+        <w:t>e</w:t>
+      </w:r>
+      <w:r>
+        <w:rPr>
+          <w:rFonts w:ascii="Arial" w:hAnsi="Arial" w:eastAsia="Arial" w:cs="Arial"/>
+          <w:b/>
+          <w:i w:val="0"/>
+          <w:color w:val="000000"/>
+          <w:sz w:val="18"/>
+          <w:highlight w:val="lightGray"/>
+        </w:rPr>
+        <w:t>e</w:t>
+      </w:r>
+      <w:r>
+        <w:rPr>
+          <w:rFonts w:ascii="Arial" w:hAnsi="Arial" w:eastAsia="Arial" w:cs="Arial"/>
+          <w:b/>
+          <w:i w:val="0"/>
+          <w:color w:val="000000"/>
+          <w:sz w:val="18"/>
+          <w:highlight w:val="lightGray"/>
+        </w:rPr>
+        <w:t>n</w:t>
+      </w:r>
+      <w:r>
+        <w:rPr>
+          <w:rFonts w:ascii="Arial" w:hAnsi="Arial" w:eastAsia="Arial" w:cs="Arial"/>
+          <w:b/>
+          <w:i w:val="0"/>
+          <w:color w:val="000000"/>
+          <w:sz w:val="18"/>
+          <w:highlight w:val="lightGray"/>
+        </w:rPr>
+        <w:t>S</w:t>
+      </w:r>
+      <w:r>
+        <w:rPr>
+          <w:rFonts w:ascii="Arial" w:hAnsi="Arial" w:eastAsia="Arial" w:cs="Arial"/>
+          <w:b/>
+          <w:i w:val="0"/>
+          <w:color w:val="000000"/>
+          <w:sz w:val="18"/>
+          <w:highlight w:val="lightGray"/>
+        </w:rPr>
+        <w:t>h</w:t>
+      </w:r>
+      <w:r>
+        <w:rPr>
+          <w:rFonts w:ascii="Arial" w:hAnsi="Arial" w:eastAsia="Arial" w:cs="Arial"/>
+          <w:b/>
+          <w:i w:val="0"/>
+          <w:color w:val="000000"/>
+          <w:sz w:val="18"/>
+          <w:highlight w:val="lightGray"/>
+        </w:rPr>
+        <w:t>o</w:t>
+      </w:r>
+      <w:r>
+        <w:rPr>
+          <w:rFonts w:ascii="Arial" w:hAnsi="Arial" w:eastAsia="Arial" w:cs="Arial"/>
+          <w:b/>
+          <w:i w:val="0"/>
+          <w:color w:val="000000"/>
+          <w:sz w:val="18"/>
+          <w:highlight w:val="lightGray"/>
+        </w:rPr>
+        <w:t>t</w:t>
       </w:r>
       <w:r>
         <w:rPr>
@@ -53794,7 +56043,7 @@
       </w:r>
       <w:r>
         <w:rPr>
-          <w:rFonts w:ascii="Arial" w:eastAsia="Arial" w:hAnsi="Arial" w:cs="Arial"/>
+          <w:rFonts w:ascii="Arial" w:hAnsi="Arial"/>
           <w:b/>
           <w:color w:val="000000"/>
           <w:sz w:val="18"/>
@@ -53804,7 +56053,7 @@
       </w:r>
       <w:r>
         <w:rPr>
-          <w:rFonts w:ascii="Arial" w:eastAsia="Arial" w:hAnsi="Arial" w:cs="Arial"/>
+          <w:rFonts w:ascii="Arial" w:hAnsi="Arial"/>
           <w:color w:val="000000"/>
           <w:sz w:val="18"/>
           <w:highlight w:val="lightGray"/>
@@ -54202,204 +56451,268 @@
       </w:pPr>
       <w:r>
         <w:rPr>
-          <w:rFonts w:ascii="Arial" w:eastAsia="Arial" w:hAnsi="Arial" w:cs="Arial"/>
-          <w:b/>
-          <w:bCs/>
-          <w:sz w:val="18"/>
-          <w:szCs w:val="18"/>
-          <w:highlight w:val="lightGray"/>
-        </w:rPr>
-        <w:lastRenderedPageBreak/>
-        <w:t># Source: ScreenShots</w:t>
-      </w:r>
-      <w:r>
-        <w:rPr>
-          <w:rFonts w:ascii="Arial" w:eastAsia="Arial" w:hAnsi="Arial" w:cs="Arial"/>
-          <w:sz w:val="18"/>
-          <w:szCs w:val="18"/>
-          <w:highlight w:val="lightGray"/>
-        </w:rPr>
-        <w:t xml:space="preserve"> </w:t>
-      </w:r>
-      <w:r>
-        <w:rPr>
-          <w:rFonts w:ascii="Arial" w:eastAsia="Arial" w:hAnsi="Arial" w:cs="Arial"/>
-          <w:b/>
-          <w:bCs/>
-          <w:sz w:val="18"/>
-          <w:szCs w:val="18"/>
+          <w:rFonts w:ascii="Arial" w:hAnsi="Arial"/>
+          <w:b/>
+          <w:sz w:val="18"/>
+          <w:highlight w:val="lightGray"/>
+        </w:rPr>
+        <w:t xml:space="preserve"># Source: </w:t>
+      </w:r>
+      <w:r>
+        <w:rPr>
+          <w:rFonts w:ascii="Arial" w:hAnsi="Arial" w:eastAsia="Arial" w:cs="Arial"/>
+          <w:b/>
+          <w:i w:val="0"/>
+          <w:color w:val="000000"/>
+          <w:sz w:val="18"/>
+          <w:highlight w:val="lightGray"/>
+        </w:rPr>
+        <w:t>S</w:t>
+      </w:r>
+      <w:r>
+        <w:rPr>
+          <w:rFonts w:ascii="Arial" w:hAnsi="Arial" w:eastAsia="Arial" w:cs="Arial"/>
+          <w:b/>
+          <w:i w:val="0"/>
+          <w:color w:val="000000"/>
+          <w:sz w:val="18"/>
+          <w:highlight w:val="lightGray"/>
+        </w:rPr>
+        <w:t>c</w:t>
+      </w:r>
+      <w:r>
+        <w:rPr>
+          <w:rFonts w:ascii="Arial" w:hAnsi="Arial" w:eastAsia="Arial" w:cs="Arial"/>
+          <w:b/>
+          <w:i w:val="0"/>
+          <w:color w:val="000000"/>
+          <w:sz w:val="18"/>
+          <w:highlight w:val="lightGray"/>
+        </w:rPr>
+        <w:t>r</w:t>
+      </w:r>
+      <w:r>
+        <w:rPr>
+          <w:rFonts w:ascii="Arial" w:hAnsi="Arial" w:eastAsia="Arial" w:cs="Arial"/>
+          <w:b/>
+          <w:i w:val="0"/>
+          <w:color w:val="000000"/>
+          <w:sz w:val="18"/>
+          <w:highlight w:val="lightGray"/>
+        </w:rPr>
+        <w:t>e</w:t>
+      </w:r>
+      <w:r>
+        <w:rPr>
+          <w:rFonts w:ascii="Arial" w:hAnsi="Arial" w:eastAsia="Arial" w:cs="Arial"/>
+          <w:b/>
+          <w:i w:val="0"/>
+          <w:color w:val="000000"/>
+          <w:sz w:val="18"/>
+          <w:highlight w:val="lightGray"/>
+        </w:rPr>
+        <w:t>e</w:t>
+      </w:r>
+      <w:r>
+        <w:rPr>
+          <w:rFonts w:ascii="Arial" w:hAnsi="Arial" w:eastAsia="Arial" w:cs="Arial"/>
+          <w:b/>
+          <w:i w:val="0"/>
+          <w:color w:val="000000"/>
+          <w:sz w:val="18"/>
+          <w:highlight w:val="lightGray"/>
+        </w:rPr>
+        <w:t>n</w:t>
+      </w:r>
+      <w:r>
+        <w:rPr>
+          <w:rFonts w:ascii="Arial" w:hAnsi="Arial" w:eastAsia="Arial" w:cs="Arial"/>
+          <w:b/>
+          <w:i w:val="0"/>
+          <w:color w:val="000000"/>
+          <w:sz w:val="18"/>
+          <w:highlight w:val="lightGray"/>
+        </w:rPr>
+        <w:t>S</w:t>
+      </w:r>
+      <w:r>
+        <w:rPr>
+          <w:rFonts w:ascii="Arial" w:hAnsi="Arial" w:eastAsia="Arial" w:cs="Arial"/>
+          <w:b/>
+          <w:i w:val="0"/>
+          <w:color w:val="000000"/>
+          <w:sz w:val="18"/>
+          <w:highlight w:val="lightGray"/>
+        </w:rPr>
+        <w:t>h</w:t>
+      </w:r>
+      <w:r>
+        <w:rPr>
+          <w:rFonts w:ascii="Arial" w:hAnsi="Arial" w:eastAsia="Arial" w:cs="Arial"/>
+          <w:b/>
+          <w:i w:val="0"/>
+          <w:color w:val="000000"/>
+          <w:sz w:val="18"/>
+          <w:highlight w:val="lightGray"/>
+        </w:rPr>
+        <w:t>o</w:t>
+      </w:r>
+      <w:r>
+        <w:rPr>
+          <w:rFonts w:ascii="Arial" w:hAnsi="Arial" w:eastAsia="Arial" w:cs="Arial"/>
+          <w:b/>
+          <w:i w:val="0"/>
+          <w:color w:val="000000"/>
+          <w:sz w:val="18"/>
+          <w:highlight w:val="lightGray"/>
+        </w:rPr>
+        <w:t>t</w:t>
+      </w:r>
+      <w:r>
+        <w:rPr>
+          <w:rFonts w:ascii="Arial" w:hAnsi="Arial"/>
+          <w:sz w:val="18"/>
+          <w:highlight w:val="lightGray"/>
+        </w:rPr>
+        <w:t xml:space="preserve"> </w:t>
+      </w:r>
+      <w:r>
+        <w:rPr>
+          <w:rFonts w:ascii="Arial" w:hAnsi="Arial"/>
+          <w:b/>
+          <w:sz w:val="18"/>
           <w:highlight w:val="lightGray"/>
         </w:rPr>
         <w:t>Source</w:t>
       </w:r>
       <w:r>
         <w:rPr>
-          <w:rFonts w:ascii="Arial" w:eastAsia="Arial" w:hAnsi="Arial" w:cs="Arial"/>
-          <w:sz w:val="18"/>
-          <w:szCs w:val="18"/>
+          <w:rFonts w:ascii="Arial" w:hAnsi="Arial"/>
+          <w:sz w:val="18"/>
           <w:highlight w:val="lightGray"/>
         </w:rPr>
         <w:t xml:space="preserve">: </w:t>
       </w:r>
       <w:r>
         <w:rPr>
-          <w:rFonts w:ascii="Arial" w:eastAsia="Arial" w:hAnsi="Arial" w:cs="Arial"/>
-          <w:b/>
-          <w:bCs/>
-          <w:sz w:val="18"/>
-          <w:szCs w:val="18"/>
+          <w:rFonts w:ascii="Arial" w:hAnsi="Arial"/>
+          <w:b/>
+          <w:sz w:val="18"/>
           <w:highlight w:val="lightGray"/>
         </w:rPr>
         <w:t>Provided by:</w:t>
       </w:r>
       <w:r>
         <w:rPr>
-          <w:rFonts w:ascii="Arial" w:eastAsia="Arial" w:hAnsi="Arial" w:cs="Arial"/>
-          <w:sz w:val="18"/>
-          <w:szCs w:val="18"/>
+          <w:rFonts w:ascii="Arial" w:hAnsi="Arial"/>
+          <w:sz w:val="18"/>
           <w:highlight w:val="lightGray"/>
         </w:rPr>
         <w:t xml:space="preserve"> [Persons Table -&gt; ID Column: 1, Name_En Column: Motasem Essam] -&gt; </w:t>
       </w:r>
       <w:r>
         <w:rPr>
-          <w:rFonts w:ascii="Arial" w:eastAsia="Arial" w:hAnsi="Arial" w:cs="Arial"/>
-          <w:b/>
-          <w:bCs/>
-          <w:sz w:val="18"/>
-          <w:szCs w:val="18"/>
+          <w:rFonts w:ascii="Arial" w:hAnsi="Arial"/>
+          <w:b/>
+          <w:sz w:val="18"/>
           <w:highlight w:val="lightGray"/>
         </w:rPr>
         <w:t>Tool:</w:t>
       </w:r>
       <w:r>
         <w:rPr>
-          <w:rFonts w:ascii="Arial" w:eastAsia="Arial" w:hAnsi="Arial" w:cs="Arial"/>
-          <w:sz w:val="18"/>
-          <w:szCs w:val="18"/>
+          <w:rFonts w:ascii="Arial" w:hAnsi="Arial"/>
+          <w:sz w:val="18"/>
           <w:highlight w:val="lightGray"/>
         </w:rPr>
         <w:t xml:space="preserve"> [Lightshot Program] -&gt; </w:t>
       </w:r>
       <w:r>
         <w:rPr>
-          <w:rFonts w:ascii="Arial" w:eastAsia="Arial" w:hAnsi="Arial" w:cs="Arial"/>
-          <w:b/>
-          <w:bCs/>
-          <w:sz w:val="18"/>
-          <w:szCs w:val="18"/>
+          <w:rFonts w:ascii="Arial" w:hAnsi="Arial"/>
+          <w:b/>
+          <w:sz w:val="18"/>
           <w:highlight w:val="lightGray"/>
         </w:rPr>
         <w:t xml:space="preserve">From </w:t>
       </w:r>
       <w:r>
         <w:rPr>
-          <w:rFonts w:ascii="Arial" w:eastAsia="Arial" w:hAnsi="Arial" w:cs="Arial"/>
-          <w:sz w:val="18"/>
-          <w:szCs w:val="18"/>
+          <w:rFonts w:ascii="Arial" w:hAnsi="Arial"/>
+          <w:sz w:val="18"/>
           <w:highlight w:val="lightGray"/>
         </w:rPr>
         <w:t>[</w:t>
       </w:r>
       <w:r>
         <w:rPr>
-          <w:rFonts w:ascii="Arial" w:eastAsia="Arial" w:hAnsi="Arial" w:cs="Arial"/>
-          <w:sz w:val="18"/>
-          <w:szCs w:val="18"/>
+          <w:rFonts w:ascii="Arial" w:hAnsi="Arial"/>
+          <w:sz w:val="18"/>
           <w:highlight w:val="lightGray"/>
         </w:rPr>
         <w:t>Site: https://gitlab.com</w:t>
       </w:r>
       <w:r>
         <w:rPr>
-          <w:rFonts w:ascii="Arial" w:eastAsia="Arial" w:hAnsi="Arial" w:cs="Arial"/>
-          <w:sz w:val="18"/>
-          <w:szCs w:val="18"/>
+          <w:rFonts w:ascii="Arial" w:hAnsi="Arial"/>
+          <w:sz w:val="18"/>
           <w:highlight w:val="lightGray"/>
         </w:rPr>
         <w:t xml:space="preserve">] </w:t>
       </w:r>
       <w:r>
         <w:rPr>
-          <w:rFonts w:ascii="Arial" w:eastAsia="Arial" w:hAnsi="Arial" w:cs="Arial"/>
-          <w:b/>
-          <w:bCs/>
-          <w:sz w:val="18"/>
-          <w:szCs w:val="18"/>
+          <w:rFonts w:ascii="Arial" w:hAnsi="Arial"/>
+          <w:b/>
+          <w:sz w:val="18"/>
           <w:highlight w:val="lightGray"/>
         </w:rPr>
         <w:t>on</w:t>
       </w:r>
       <w:r>
         <w:rPr>
-          <w:rFonts w:ascii="Arial" w:eastAsia="Arial" w:hAnsi="Arial" w:cs="Arial"/>
-          <w:sz w:val="18"/>
-          <w:szCs w:val="18"/>
+          <w:rFonts w:ascii="Arial" w:hAnsi="Arial"/>
+          <w:sz w:val="18"/>
           <w:highlight w:val="lightGray"/>
         </w:rPr>
         <w:t xml:space="preserve"> [</w:t>
       </w:r>
       <w:r>
         <w:rPr>
-          <w:rFonts w:ascii="Arial" w:eastAsia="Arial" w:hAnsi="Arial" w:cs="Arial"/>
-          <w:bCs/>
-          <w:kern w:val="0"/>
-          <w:sz w:val="18"/>
-          <w:szCs w:val="14"/>
-          <w:highlight w:val="lightGray"/>
-          <w:shd w:val="clear" w:color="auto" w:fill="B7B7B7"/>
-          <w:lang w:val="en"/>
-          <w14:ligatures w14:val="none"/>
+          <w:rFonts w:ascii="Arial" w:hAnsi="Arial"/>
+          <w:sz w:val="18"/>
+          <w:highlight w:val="lightGray"/>
         </w:rPr>
         <w:t>3</w:t>
       </w:r>
       <w:r>
         <w:rPr>
-          <w:rFonts w:ascii="Arial" w:eastAsia="Arial" w:hAnsi="Arial" w:cs="Arial"/>
-          <w:bCs/>
-          <w:kern w:val="0"/>
-          <w:sz w:val="18"/>
-          <w:szCs w:val="14"/>
-          <w:highlight w:val="lightGray"/>
-          <w:shd w:val="clear" w:color="auto" w:fill="B7B7B7"/>
-          <w:lang w:val="en"/>
-          <w14:ligatures w14:val="none"/>
+          <w:rFonts w:ascii="Arial" w:hAnsi="Arial"/>
+          <w:sz w:val="18"/>
+          <w:highlight w:val="lightGray"/>
         </w:rPr>
         <w:t>/</w:t>
       </w:r>
       <w:r>
         <w:rPr>
-          <w:rFonts w:ascii="Arial" w:eastAsia="Arial" w:hAnsi="Arial" w:cs="Arial"/>
-          <w:bCs/>
-          <w:kern w:val="0"/>
-          <w:sz w:val="18"/>
-          <w:szCs w:val="14"/>
-          <w:highlight w:val="lightGray"/>
-          <w:shd w:val="clear" w:color="auto" w:fill="B7B7B7"/>
-          <w:lang w:val="en"/>
-          <w14:ligatures w14:val="none"/>
+          <w:rFonts w:ascii="Arial" w:hAnsi="Arial"/>
+          <w:sz w:val="18"/>
+          <w:highlight w:val="lightGray"/>
         </w:rPr>
         <w:t>6</w:t>
       </w:r>
       <w:r>
         <w:rPr>
-          <w:rFonts w:ascii="Arial" w:eastAsia="Arial" w:hAnsi="Arial" w:cs="Arial"/>
-          <w:bCs/>
-          <w:kern w:val="0"/>
-          <w:sz w:val="18"/>
-          <w:szCs w:val="14"/>
-          <w:highlight w:val="lightGray"/>
-          <w:shd w:val="clear" w:color="auto" w:fill="B7B7B7"/>
-          <w:lang w:val="en"/>
-          <w14:ligatures w14:val="none"/>
+          <w:rFonts w:ascii="Arial" w:hAnsi="Arial"/>
+          <w:sz w:val="18"/>
+          <w:highlight w:val="lightGray"/>
         </w:rPr>
         <w:t>/2026</w:t>
       </w:r>
       <w:r>
         <w:rPr>
-          <w:rFonts w:ascii="Arial" w:eastAsia="Arial" w:hAnsi="Arial" w:cs="Arial"/>
-          <w:sz w:val="18"/>
-          <w:szCs w:val="18"/>
+          <w:rFonts w:ascii="Arial" w:hAnsi="Arial"/>
+          <w:sz w:val="18"/>
           <w:highlight w:val="lightGray"/>
         </w:rPr>
         <w:t>]</w:t>
@@ -54481,7 +56794,117 @@
           <w:sz w:val="18"/>
           <w:highlight w:val="lightGray"/>
         </w:rPr>
-        <w:t># Source: ScreenShots</w:t>
+        <w:t xml:space="preserve"># Source: </w:t>
+      </w:r>
+      <w:r>
+        <w:rPr>
+          <w:rFonts w:ascii="Arial" w:hAnsi="Arial" w:eastAsia="Arial" w:cs="Arial"/>
+          <w:b/>
+          <w:i w:val="0"/>
+          <w:color w:val="000000"/>
+          <w:sz w:val="18"/>
+          <w:highlight w:val="lightGray"/>
+        </w:rPr>
+        <w:t>S</w:t>
+      </w:r>
+      <w:r>
+        <w:rPr>
+          <w:rFonts w:ascii="Arial" w:hAnsi="Arial" w:eastAsia="Arial" w:cs="Arial"/>
+          <w:b/>
+          <w:i w:val="0"/>
+          <w:color w:val="000000"/>
+          <w:sz w:val="18"/>
+          <w:highlight w:val="lightGray"/>
+        </w:rPr>
+        <w:t>c</w:t>
+      </w:r>
+      <w:r>
+        <w:rPr>
+          <w:rFonts w:ascii="Arial" w:hAnsi="Arial" w:eastAsia="Arial" w:cs="Arial"/>
+          <w:b/>
+          <w:i w:val="0"/>
+          <w:color w:val="000000"/>
+          <w:sz w:val="18"/>
+          <w:highlight w:val="lightGray"/>
+        </w:rPr>
+        <w:t>r</w:t>
+      </w:r>
+      <w:r>
+        <w:rPr>
+          <w:rFonts w:ascii="Arial" w:hAnsi="Arial" w:eastAsia="Arial" w:cs="Arial"/>
+          <w:b/>
+          <w:i w:val="0"/>
+          <w:color w:val="000000"/>
+          <w:sz w:val="18"/>
+          <w:highlight w:val="lightGray"/>
+        </w:rPr>
+        <w:t>e</w:t>
+      </w:r>
+      <w:r>
+        <w:rPr>
+          <w:rFonts w:ascii="Arial" w:hAnsi="Arial" w:eastAsia="Arial" w:cs="Arial"/>
+          <w:b/>
+          <w:i w:val="0"/>
+          <w:color w:val="000000"/>
+          <w:sz w:val="18"/>
+          <w:highlight w:val="lightGray"/>
+        </w:rPr>
+        <w:t>e</w:t>
+      </w:r>
+      <w:r>
+        <w:rPr>
+          <w:rFonts w:ascii="Arial" w:hAnsi="Arial" w:eastAsia="Arial" w:cs="Arial"/>
+          <w:b/>
+          <w:i w:val="0"/>
+          <w:color w:val="000000"/>
+          <w:sz w:val="18"/>
+          <w:highlight w:val="lightGray"/>
+        </w:rPr>
+        <w:t>n</w:t>
+      </w:r>
+      <w:r>
+        <w:rPr>
+          <w:rFonts w:ascii="Arial" w:hAnsi="Arial" w:eastAsia="Arial" w:cs="Arial"/>
+          <w:b/>
+          <w:i w:val="0"/>
+          <w:color w:val="000000"/>
+          <w:sz w:val="18"/>
+          <w:highlight w:val="lightGray"/>
+        </w:rPr>
+        <w:t>S</w:t>
+      </w:r>
+      <w:r>
+        <w:rPr>
+          <w:rFonts w:ascii="Arial" w:hAnsi="Arial" w:eastAsia="Arial" w:cs="Arial"/>
+          <w:b/>
+          <w:i w:val="0"/>
+          <w:color w:val="000000"/>
+          <w:sz w:val="18"/>
+          <w:highlight w:val="lightGray"/>
+        </w:rPr>
+        <w:t>h</w:t>
+      </w:r>
+      <w:r>
+        <w:rPr>
+          <w:rFonts w:ascii="Arial" w:hAnsi="Arial" w:eastAsia="Arial" w:cs="Arial"/>
+          <w:b/>
+          <w:i w:val="0"/>
+          <w:color w:val="000000"/>
+          <w:sz w:val="18"/>
+          <w:highlight w:val="lightGray"/>
+        </w:rPr>
+        <w:t>o</w:t>
+      </w:r>
+      <w:r>
+        <w:rPr>
+          <w:rFonts w:ascii="Arial" w:hAnsi="Arial" w:eastAsia="Arial" w:cs="Arial"/>
+          <w:b/>
+          <w:i w:val="0"/>
+          <w:color w:val="000000"/>
+          <w:sz w:val="18"/>
+          <w:highlight w:val="lightGray"/>
+        </w:rPr>
+        <w:t>t</w:t>
       </w:r>
       <w:r>
         <w:rPr>
@@ -54544,7 +56967,7 @@
       </w:r>
       <w:r>
         <w:rPr>
-          <w:rFonts w:ascii="Arial" w:eastAsia="Arial" w:hAnsi="Arial" w:cs="Arial"/>
+          <w:rFonts w:ascii="Arial" w:hAnsi="Arial"/>
           <w:b/>
           <w:color w:val="000000"/>
           <w:sz w:val="18"/>
@@ -54554,7 +56977,7 @@
       </w:r>
       <w:r>
         <w:rPr>
-          <w:rFonts w:ascii="Arial" w:eastAsia="Arial" w:hAnsi="Arial" w:cs="Arial"/>
+          <w:rFonts w:ascii="Arial" w:hAnsi="Arial"/>
           <w:color w:val="000000"/>
           <w:sz w:val="18"/>
           <w:highlight w:val="lightGray"/>
